--- a/xiaoya-agent/小芽项目技术说明文档.docx
+++ b/xiaoya-agent/小芽项目技术说明文档.docx
@@ -59,6 +59,7 @@
             <w:right w:w="108" w:type="dxa"/>
           </w:tblCellMar>
         </w:tblPrEx>
+        <w:trPr/>
         <w:tc>
           <w:tcPr>
             <w:tcW w:w="4706" w:type="dxa"/>
@@ -119,6 +120,7 @@
             <w:right w:w="108" w:type="dxa"/>
           </w:tblCellMar>
         </w:tblPrEx>
+        <w:trPr/>
         <w:tc>
           <w:tcPr>
             <w:tcW w:w="4706" w:type="dxa"/>
@@ -144,16 +146,8 @@
             <w:vAlign w:val="center"/>
           </w:tcPr>
           <w:p>
-            <w:pPr>
-              <w:spacing w:after="0"/>
-            </w:pPr>
-            <w:r>
-              <w:rPr>
-                <w:rFonts w:ascii="微软雅黑" w:hAnsi="微软雅黑" w:eastAsia="微软雅黑"/>
-                <w:b w:val="0"/>
-                <w:sz w:val="18"/>
-              </w:rPr>
-              <w:t>2026-05-11</w:t>
+            <w:r>
+              <w:t>2026-05-12</w:t>
             </w:r>
           </w:p>
         </w:tc>
@@ -175,6 +169,7 @@
             <w:right w:w="108" w:type="dxa"/>
           </w:tblCellMar>
         </w:tblPrEx>
+        <w:trPr/>
         <w:tc>
           <w:tcPr>
             <w:tcW w:w="4706" w:type="dxa"/>
@@ -231,6 +226,7 @@
             <w:right w:w="108" w:type="dxa"/>
           </w:tblCellMar>
         </w:tblPrEx>
+        <w:trPr/>
         <w:tc>
           <w:tcPr>
             <w:tcW w:w="4706" w:type="dxa"/>
@@ -265,7 +261,7 @@
                 <w:b w:val="0"/>
                 <w:sz w:val="18"/>
               </w:rPr>
-              <w:t>Code/simple_agent.py / EnhancedChatAgent</w:t>
+              <w:t>Code/xiaoya_agent/core/agent.py / EnhancedChatAgent</w:t>
             </w:r>
           </w:p>
         </w:tc>
@@ -287,6 +283,7 @@
             <w:right w:w="108" w:type="dxa"/>
           </w:tblCellMar>
         </w:tblPrEx>
+        <w:trPr/>
         <w:tc>
           <w:tcPr>
             <w:tcW w:w="4706" w:type="dxa"/>
@@ -339,6 +336,10 @@
     </w:p>
     <w:p>
       <w:r>
+        <w:rPr>
+          <w:rFonts w:ascii="Arial" w:hAnsi="Arial"/>
+          <w:sz w:val="22"/>
+        </w:rPr>
         <w:br w:type="page"/>
       </w:r>
     </w:p>
@@ -350,6 +351,7 @@
         <w:rPr>
           <w:rFonts w:ascii="微软雅黑" w:hAnsi="微软雅黑" w:eastAsia="微软雅黑"/>
           <w:color w:val="1F4E79"/>
+          <w:sz w:val="22"/>
         </w:rPr>
         <w:t>1. 系统概览</w:t>
       </w:r>
@@ -360,11 +362,10 @@
       </w:pPr>
       <w:r>
         <w:rPr>
-          <w:rFonts w:ascii="微软雅黑" w:hAnsi="微软雅黑" w:eastAsia="微软雅黑"/>
-          <w:b w:val="0"/>
-          <w:sz w:val="21"/>
+          <w:rFonts w:ascii="Arial" w:hAnsi="Arial"/>
+          <w:sz w:val="22"/>
         </w:rPr>
-        <w:t>小芽是面向骨髓移植患者的中文心理陪伴 Agent。当前代码提供命令行入口和 HTTP SSE API 入口。两类入口最终都调用 EnhancedChatAgent.stream_chat()，因此主回复流程、后台分析流程、数据保存流程保持一致。</w:t>
+        <w:t>小芽是面向骨髓移植患者的中文心理陪伴 Agent。当前代码提供命令行入口和 HTTP SSE API 入口。两类入口最终都调用 EnhancedChatAgent.stream_chat()；默认情况下该入口先进入 Code/xiaoya_agent/graph/turn_graph.py 的 LangGraph 编排层，再复用 xiaoya_agent/core/agent.py 中的回复生成、后台分析、记忆摘要和状态落盘逻辑。</w:t>
       </w:r>
     </w:p>
     <w:p>
@@ -372,7 +373,11 @@
         <w:spacing w:after="120" w:line="276" w:lineRule="auto"/>
       </w:pPr>
       <w:r>
-        <w:t>系统不是完整 RAG。File/ 目录中的文档当前不会被切分、向量化和检索注入上下文。系统主要依赖：系统提示词、本地硬安全快筛、移植场景模板、模型主回复、后台语义分析、记忆中枢摘要和心理能量评估。</w:t>
+        <w:rPr>
+          <w:rFonts w:ascii="Arial" w:hAnsi="Arial"/>
+          <w:sz w:val="22"/>
+        </w:rPr>
+        <w:t>系统当前已接入轻量本地 RAG。File/ 目录中的 PDF、DOCX、TXT、MD 会被抽取文本、切片并构建 TF-IDF 向量索引，高相关片段会注入 LLM-1 主回复上下文。该 RAG 不使用外部 embedding 模型，也不额外调用大模型；系统同时依赖：系统提示词、本地硬安全快筛、移植场景模板、模型主回复、后台语义分析、记忆中枢摘要和心理能量评估。</w:t>
       </w:r>
     </w:p>
     <w:tbl>
@@ -417,6 +422,7 @@
             <w:right w:w="108" w:type="dxa"/>
           </w:tblCellMar>
         </w:tblPrEx>
+        <w:trPr/>
         <w:tc>
           <w:tcPr>
             <w:tcW w:w="2700" w:type="dxa"/>
@@ -477,6 +483,7 @@
             <w:right w:w="108" w:type="dxa"/>
           </w:tblCellMar>
         </w:tblPrEx>
+        <w:trPr/>
         <w:tc>
           <w:tcPr>
             <w:tcW w:w="2700" w:type="dxa"/>
@@ -533,6 +540,7 @@
             <w:right w:w="108" w:type="dxa"/>
           </w:tblCellMar>
         </w:tblPrEx>
+        <w:trPr/>
         <w:tc>
           <w:tcPr>
             <w:tcW w:w="2700" w:type="dxa"/>
@@ -558,16 +566,8 @@
             <w:vAlign w:val="center"/>
           </w:tcPr>
           <w:p>
-            <w:pPr>
-              <w:spacing w:after="0"/>
-            </w:pPr>
-            <w:r>
-              <w:rPr>
-                <w:rFonts w:ascii="微软雅黑" w:hAnsi="微软雅黑" w:eastAsia="微软雅黑"/>
-                <w:b w:val="0"/>
-                <w:sz w:val="17"/>
-              </w:rPr>
-              <w:t>Flask API 服务，负责 session 管理、SSE 输出、API 字段组装。</w:t>
+            <w:r>
+              <w:t>Flask API 服务，负责 HTTP/SSE 协议层、接口字段组装和推荐问题生成；具体会话运行时交给 xiaoya_agent/runtime/session.py。</w:t>
             </w:r>
           </w:p>
         </w:tc>
@@ -589,6 +589,7 @@
             <w:right w:w="108" w:type="dxa"/>
           </w:tblCellMar>
         </w:tblPrEx>
+        <w:trPr/>
         <w:tc>
           <w:tcPr>
             <w:tcW w:w="2700" w:type="dxa"/>
@@ -604,7 +605,7 @@
                 <w:b w:val="0"/>
                 <w:sz w:val="17"/>
               </w:rPr>
-              <w:t>Code/simple_agent.py</w:t>
+              <w:t>Code/xiaoya_agent/core/agent.py</w:t>
             </w:r>
           </w:p>
         </w:tc>
@@ -614,16 +615,8 @@
             <w:vAlign w:val="center"/>
           </w:tcPr>
           <w:p>
-            <w:pPr>
-              <w:spacing w:after="0"/>
-            </w:pPr>
-            <w:r>
-              <w:rPr>
-                <w:rFonts w:ascii="微软雅黑" w:hAnsi="微软雅黑" w:eastAsia="微软雅黑"/>
-                <w:b w:val="0"/>
-                <w:sz w:val="17"/>
-              </w:rPr>
-              <w:t>核心流程编排，负责 stream_chat、主回复模型调用、后台综合分析、记忆摘要、状态落盘。</w:t>
+            <w:r>
+              <w:t>核心智能体，负责 stream_chat 入口、主回复模型调用、非流式模型 tool calling、后台综合分析、记忆摘要、状态落盘；默认由 xiaoya_agent/graph/turn_graph.py 编排前置流程。</w:t>
             </w:r>
           </w:p>
         </w:tc>
@@ -645,6 +638,7 @@
             <w:right w:w="108" w:type="dxa"/>
           </w:tblCellMar>
         </w:tblPrEx>
+        <w:trPr/>
         <w:tc>
           <w:tcPr>
             <w:tcW w:w="2700" w:type="dxa"/>
@@ -660,7 +654,7 @@
                 <w:b w:val="0"/>
                 <w:sz w:val="17"/>
               </w:rPr>
-              <w:t>Code/cbt_module.py</w:t>
+              <w:t>Code/xiaoya_agent/features/cbt.py</w:t>
             </w:r>
           </w:p>
         </w:tc>
@@ -701,6 +695,7 @@
             <w:right w:w="108" w:type="dxa"/>
           </w:tblCellMar>
         </w:tblPrEx>
+        <w:trPr/>
         <w:tc>
           <w:tcPr>
             <w:tcW w:w="2700" w:type="dxa"/>
@@ -716,7 +711,7 @@
                 <w:b w:val="0"/>
                 <w:sz w:val="17"/>
               </w:rPr>
-              <w:t>Code/crisis_module.py</w:t>
+              <w:t>Code/xiaoya_agent/features/crisis.py</w:t>
             </w:r>
           </w:p>
         </w:tc>
@@ -757,6 +752,7 @@
             <w:right w:w="108" w:type="dxa"/>
           </w:tblCellMar>
         </w:tblPrEx>
+        <w:trPr/>
         <w:tc>
           <w:tcPr>
             <w:tcW w:w="2700" w:type="dxa"/>
@@ -772,7 +768,7 @@
                 <w:b w:val="0"/>
                 <w:sz w:val="17"/>
               </w:rPr>
-              <w:t>Code/transplant_support.py</w:t>
+              <w:t>Code/xiaoya_agent/domain/transplant.py</w:t>
             </w:r>
           </w:p>
         </w:tc>
@@ -813,6 +809,7 @@
             <w:right w:w="108" w:type="dxa"/>
           </w:tblCellMar>
         </w:tblPrEx>
+        <w:trPr/>
         <w:tc>
           <w:tcPr>
             <w:tcW w:w="2700" w:type="dxa"/>
@@ -828,7 +825,7 @@
                 <w:b w:val="0"/>
                 <w:sz w:val="17"/>
               </w:rPr>
-              <w:t>Code/energy_model.py</w:t>
+              <w:t>Code/xiaoya_agent/features/energy.py</w:t>
             </w:r>
           </w:p>
         </w:tc>
@@ -869,6 +866,7 @@
             <w:right w:w="108" w:type="dxa"/>
           </w:tblCellMar>
         </w:tblPrEx>
+        <w:trPr/>
         <w:tc>
           <w:tcPr>
             <w:tcW w:w="2700" w:type="dxa"/>
@@ -904,6 +902,121 @@
                 <w:sz w:val="17"/>
               </w:rPr>
               <w:t>从 config.env 读取 API、模型、阈值、速度和数据目录配置。</w:t>
+            </w:r>
+          </w:p>
+        </w:tc>
+      </w:tr>
+      <w:tr>
+        <w:trPr/>
+        <w:tc>
+          <w:tcPr>
+            <w:tcW w:type="dxa" w:w="4706"/>
+          </w:tcPr>
+          <w:p>
+            <w:r>
+              <w:t>Code/xiaoya_agent/graph/turn_graph.py</w:t>
+            </w:r>
+          </w:p>
+        </w:tc>
+        <w:tc>
+          <w:tcPr>
+            <w:tcW w:type="dxa" w:w="4706"/>
+          </w:tcPr>
+          <w:p>
+            <w:r>
+              <w:t>LangGraph 编排层，负责把默认流式前置流程拆成 prepare_turn、start_background_analysis、evaluate_safety、apply_response_context 等节点。</w:t>
+            </w:r>
+          </w:p>
+        </w:tc>
+      </w:tr>
+      <w:tr>
+        <w:trPr/>
+        <w:tc>
+          <w:tcPr>
+            <w:tcW w:type="dxa" w:w="4706"/>
+          </w:tcPr>
+          <w:p>
+            <w:r>
+              <w:t>Code/xiaoya_agent/prompts/runtime.py</w:t>
+            </w:r>
+          </w:p>
+        </w:tc>
+        <w:tc>
+          <w:tcPr>
+            <w:tcW w:type="dxa" w:w="4706"/>
+          </w:tcPr>
+          <w:p>
+            <w:r>
+              <w:t>提示词配置注册表，负责 PROMPT_PROFILE、OUTPUT_MODE、API promptConfig 到系统提示词和实时回复要求的解析。</w:t>
+            </w:r>
+          </w:p>
+        </w:tc>
+      </w:tr>
+      <w:tr>
+        <w:trPr/>
+        <w:tc>
+          <w:tcPr>
+            <w:tcW w:type="dxa" w:w="4706"/>
+          </w:tcPr>
+          <w:p>
+            <w:r>
+              <w:t>Code/xiaoya_agent/runtime/session.py</w:t>
+            </w:r>
+          </w:p>
+        </w:tc>
+        <w:tc>
+          <w:tcPr>
+            <w:tcW w:type="dxa" w:w="4706"/>
+          </w:tcPr>
+          <w:p>
+            <w:r>
+              <w:t>API 会话运行时层，集中管理 sessionId、thread_id、独立数据目录、患者阶段同步、外部 history 重建和 promptConfig 应用。</w:t>
+            </w:r>
+          </w:p>
+        </w:tc>
+      </w:tr>
+      <w:tr>
+        <w:trPr/>
+        <w:tc>
+          <w:tcPr>
+            <w:tcW w:type="dxa" w:w="4706"/>
+          </w:tcPr>
+          <w:p>
+            <w:r>
+              <w:t>Code/xiaoya_agent/tools/local_tools.py</w:t>
+            </w:r>
+          </w:p>
+        </w:tc>
+        <w:tc>
+          <w:tcPr>
+            <w:tcW w:type="dxa" w:w="4706"/>
+          </w:tcPr>
+          <w:p>
+            <w:r>
+              <w:t>LangGraph 本地工具注册表，提供身体红旗快筛、移植场景上下文查找、本地 RAG 检索、会话状态快照，以及 OpenAI 兼容的模型工具定义和执行器。</w:t>
+            </w:r>
+          </w:p>
+        </w:tc>
+      </w:tr>
+      <w:tr>
+        <w:trPr/>
+        <w:tc>
+          <w:tcPr>
+            <w:tcW w:type="dxa" w:w="4706"/>
+          </w:tcPr>
+          <w:p>
+            <w:r>
+              <w:t>Code/xiaoya_agent/retrieval/rag.py</w:t>
+            </w:r>
+          </w:p>
+        </w:tc>
+        <w:tc>
+          <w:tcPr>
+            <w:tcW w:type="dxa" w:w="4706"/>
+          </w:tcPr>
+          <w:p>
+            <w:r>
+              <w:t>轻量本地 RAG 检索模块，读取 File/ 中的 PDF、DOCX、TXT、MD，切片后构建 TF-IDF 向量索引并缓存。</w:t>
             </w:r>
           </w:p>
         </w:tc>
@@ -922,6 +1035,7 @@
         <w:rPr>
           <w:rFonts w:ascii="微软雅黑" w:hAnsi="微软雅黑" w:eastAsia="微软雅黑"/>
           <w:color w:val="1F4E79"/>
+          <w:sz w:val="22"/>
         </w:rPr>
         <w:t>2. 入口流程</w:t>
       </w:r>
@@ -934,6 +1048,7 @@
         <w:rPr>
           <w:rFonts w:ascii="微软雅黑" w:hAnsi="微软雅黑" w:eastAsia="微软雅黑"/>
           <w:color w:val="1F4E79"/>
+          <w:sz w:val="22"/>
         </w:rPr>
         <w:t>2.1 命令行入口</w:t>
       </w:r>
@@ -1024,6 +1139,7 @@
         <w:rPr>
           <w:rFonts w:ascii="微软雅黑" w:hAnsi="微软雅黑" w:eastAsia="微软雅黑"/>
           <w:color w:val="1F4E79"/>
+          <w:sz w:val="22"/>
         </w:rPr>
         <w:t>2.2 API 入口</w:t>
       </w:r>
@@ -1048,10 +1164,10 @@
       </w:pPr>
       <w:r>
         <w:rPr>
-          <w:rFonts w:ascii="微软雅黑" w:hAnsi="微软雅黑" w:eastAsia="微软雅黑"/>
-          <w:sz w:val="20"/>
+          <w:rFonts w:ascii="Arial" w:hAnsi="Arial"/>
+          <w:sz w:val="22"/>
         </w:rPr>
-        <w:t>api_server.get_or_create_session(sessionId) 获取当前会话的 EnhancedChatAgent。不同 sessionId 对应不同 data/sessions/&lt;sessionId&gt; 目录。</w:t>
+        <w:t>api_server.get_or_create_session(sessionId) 从 xiaoya_agent/runtime/session.py 获取 SessionManager。不同 sessionId 对应不同 data/sessions/&lt;safe_session_id&gt; 目录，并绑定稳定 thread_id。</w:t>
       </w:r>
     </w:p>
     <w:p>
@@ -1061,10 +1177,10 @@
       </w:pPr>
       <w:r>
         <w:rPr>
-          <w:rFonts w:ascii="微软雅黑" w:hAnsi="微软雅黑" w:eastAsia="微软雅黑"/>
-          <w:sz w:val="20"/>
+          <w:rFonts w:ascii="Arial" w:hAnsi="Arial"/>
+          <w:sz w:val="22"/>
         </w:rPr>
-        <w:t>根据 patientContext.stage 调整移植分期；如果请求带 history，则 rebuild_agent_history。</w:t>
+        <w:t>每轮流式输出前调用 prepare_session_for_chat(session, data)，统一同步 patientContext.stage、应用 promptConfig、按需重建 history，并把 thread_id 写入 agent.graph_thread_id。</w:t>
       </w:r>
     </w:p>
     <w:p>
@@ -1074,10 +1190,10 @@
       </w:pPr>
       <w:r>
         <w:rPr>
-          <w:rFonts w:ascii="微软雅黑" w:hAnsi="微软雅黑" w:eastAsia="微软雅黑"/>
-          <w:sz w:val="20"/>
+          <w:rFonts w:ascii="Arial" w:hAnsi="Arial"/>
+          <w:sz w:val="22"/>
         </w:rPr>
-        <w:t>先发送 SSE start 事件。</w:t>
+        <w:t>先发送 SSE start 事件，返回 sessionId、threadId、stage、promptProfile、outputMode 等运行时信息。</w:t>
       </w:r>
     </w:p>
     <w:p>
@@ -1113,10 +1229,10 @@
       </w:pPr>
       <w:r>
         <w:rPr>
-          <w:rFonts w:ascii="微软雅黑" w:hAnsi="微软雅黑" w:eastAsia="微软雅黑"/>
-          <w:sz w:val="20"/>
+          <w:rFonts w:ascii="Arial" w:hAnsi="Arial"/>
+          <w:sz w:val="22"/>
         </w:rPr>
-        <w:t>从 agent.last_result 组装 done：reply、energyAssessment、crisisAssessment、recommendedQuestions、agentMeta。</w:t>
+        <w:t>从 agent.last_result 组装 done：reply、energyAssessment、crisisAssessment、recommendedQuestions、agentMeta；agentMeta 同样包含 threadId 和本轮提示词配置。 agentMeta 中还会带回 toolTrace，用于查看本轮本地工具、RAG 或模型 tool calling 的执行摘要。</w:t>
       </w:r>
     </w:p>
     <w:p>
@@ -1140,6 +1256,7 @@
         <w:rPr>
           <w:rFonts w:ascii="微软雅黑" w:hAnsi="微软雅黑" w:eastAsia="微软雅黑"/>
           <w:color w:val="1F4E79"/>
+          <w:sz w:val="22"/>
         </w:rPr>
         <w:t>3. 默认流式对话主流程</w:t>
       </w:r>
@@ -1149,7 +1266,11 @@
         <w:spacing w:after="120" w:line="276" w:lineRule="auto"/>
       </w:pPr>
       <w:r>
-        <w:t>当前 python Code/main.py 和 /v1/psych/chat 使用的是默认流式路径。这个路径的设计目标是先让主回复尽快开始：首轮只建立 CBT/危机占位状态，不做本地 CBT 关键词/规则判断；主回复模型在同一次生成中按语义决定是否融入轻量 CBT；后台统一语义分析再补充 CBT、危机和移植情境元数据。</w:t>
+        <w:rPr>
+          <w:rFonts w:ascii="Arial" w:hAnsi="Arial"/>
+          <w:sz w:val="22"/>
+        </w:rPr>
+        <w:t>当前 python Code/main.py 和 /v1/psych/chat 使用的是默认流式路径。默认 AGENT_GRAPH_ENABLED=true 时，请求先进入 LangGraph turn graph：prepare_turn 建立 CBT/危机占位和移植上下文，start_background_analysis 启动 LLM-2，evaluate_safety 处理硬安全，apply_response_context 同步阶段。随后主回复模型在同一次生成中按语义决定是否融入轻量 CBT；后台统一语义分析再补充 CBT、危机和移植情境元数据。</w:t>
       </w:r>
     </w:p>
     <w:tbl>
@@ -1196,6 +1317,7 @@
             <w:right w:w="108" w:type="dxa"/>
           </w:tblCellMar>
         </w:tblPrEx>
+        <w:trPr/>
         <w:tc>
           <w:tcPr>
             <w:tcW w:w="900" w:type="dxa"/>
@@ -1318,6 +1440,7 @@
             <w:right w:w="108" w:type="dxa"/>
           </w:tblCellMar>
         </w:tblPrEx>
+        <w:trPr/>
         <w:tc>
           <w:tcPr>
             <w:tcW w:w="900" w:type="dxa"/>
@@ -1348,6 +1471,17 @@
             <w:vAlign w:val="center"/>
           </w:tcPr>
           <w:p>
+            <w:r>
+              <w:t>进入 LangGraph turn graph</w:t>
+            </w:r>
+          </w:p>
+        </w:tc>
+        <w:tc>
+          <w:tcPr>
+            <w:tcW w:w="1900" w:type="dxa"/>
+            <w:vAlign w:val="center"/>
+          </w:tcPr>
+          <w:p>
             <w:pPr>
               <w:spacing w:after="0"/>
               <w:rPr>
@@ -1362,30 +1496,6 @@
                 <w:sz w:val="16"/>
                 <w:szCs w:val="16"/>
               </w:rPr>
-              <w:t>读取当前移植分期</w:t>
-            </w:r>
-          </w:p>
-        </w:tc>
-        <w:tc>
-          <w:tcPr>
-            <w:tcW w:w="1900" w:type="dxa"/>
-            <w:vAlign w:val="center"/>
-          </w:tcPr>
-          <w:p>
-            <w:pPr>
-              <w:spacing w:after="0"/>
-              <w:rPr>
-                <w:sz w:val="16"/>
-                <w:szCs w:val="16"/>
-              </w:rPr>
-            </w:pPr>
-            <w:r>
-              <w:rPr>
-                <w:rFonts w:ascii="微软雅黑" w:hAnsi="微软雅黑" w:eastAsia="微软雅黑"/>
-                <w:b w:val="0"/>
-                <w:sz w:val="16"/>
-                <w:szCs w:val="16"/>
-              </w:rPr>
               <w:t>否</w:t>
             </w:r>
           </w:p>
@@ -1396,21 +1506,8 @@
             <w:vAlign w:val="center"/>
           </w:tcPr>
           <w:p>
-            <w:pPr>
-              <w:spacing w:after="0"/>
-              <w:rPr>
-                <w:sz w:val="16"/>
-                <w:szCs w:val="16"/>
-              </w:rPr>
-            </w:pPr>
-            <w:r>
-              <w:rPr>
-                <w:rFonts w:ascii="微软雅黑" w:hAnsi="微软雅黑" w:eastAsia="微软雅黑"/>
-                <w:b w:val="0"/>
-                <w:sz w:val="16"/>
-                <w:szCs w:val="16"/>
-              </w:rPr>
-              <w:t>current_phase = self.get_transplant_phase()</w:t>
+            <w:r>
+              <w:t>stream_chat 在 AGENT_GRAPH_ENABLED=true 时调用 xiaoya_agent.graph.turn_graph.run_graph_stream；关闭配置时回退 _stream_chat_legacy。</w:t>
             </w:r>
           </w:p>
         </w:tc>
@@ -1432,6 +1529,7 @@
             <w:right w:w="108" w:type="dxa"/>
           </w:tblCellMar>
         </w:tblPrEx>
+        <w:trPr/>
         <w:tc>
           <w:tcPr>
             <w:tcW w:w="900" w:type="dxa"/>
@@ -1462,18 +1560,8 @@
             <w:vAlign w:val="center"/>
           </w:tcPr>
           <w:p>
-            <w:pPr>
-              <w:rPr>
-                <w:sz w:val="16"/>
-                <w:szCs w:val="16"/>
-              </w:rPr>
-            </w:pPr>
-            <w:r>
-              <w:rPr>
-                <w:sz w:val="16"/>
-                <w:szCs w:val="16"/>
-              </w:rPr>
-              <w:t>CBT 流式占位</w:t>
+            <w:r>
+              <w:t>prepare_turn 节点</w:t>
             </w:r>
           </w:p>
         </w:tc>
@@ -1507,18 +1595,8 @@
             <w:vAlign w:val="center"/>
           </w:tcPr>
           <w:p>
-            <w:pPr>
-              <w:rPr>
-                <w:sz w:val="16"/>
-                <w:szCs w:val="16"/>
-              </w:rPr>
-            </w:pPr>
-            <w:r>
-              <w:rPr>
-                <w:sz w:val="16"/>
-                <w:szCs w:val="16"/>
-              </w:rPr>
-              <w:t>stream_chat 使用 _pending_semantic_cbt_analysis，占位为 semantic_background_pending；不调用 CBT 关键词/规则分析触发首轮回复</w:t>
+            <w:r>
+              <w:t>读取当前移植分期，生成 CBT 占位 semantic_background_pending，调用本地工具生成身体红旗、移植场景、RAG 检索和会话快照结果。</w:t>
             </w:r>
           </w:p>
         </w:tc>
@@ -1540,6 +1618,7 @@
             <w:right w:w="108" w:type="dxa"/>
           </w:tblCellMar>
         </w:tblPrEx>
+        <w:trPr/>
         <w:tc>
           <w:tcPr>
             <w:tcW w:w="900" w:type="dxa"/>
@@ -1618,21 +1697,8 @@
             <w:vAlign w:val="center"/>
           </w:tcPr>
           <w:p>
-            <w:pPr>
-              <w:spacing w:after="0"/>
-              <w:rPr>
-                <w:sz w:val="16"/>
-                <w:szCs w:val="16"/>
-              </w:rPr>
-            </w:pPr>
-            <w:r>
-              <w:rPr>
-                <w:rFonts w:ascii="微软雅黑" w:hAnsi="微软雅黑" w:eastAsia="微软雅黑"/>
-                <w:b w:val="0"/>
-                <w:sz w:val="16"/>
-                <w:szCs w:val="16"/>
-              </w:rPr>
-              <w:t>_assess_crisis_for_stream 默认返回 semantic_background_pending，不做心理危机关键词直触发</w:t>
+            <w:r>
+              <w:t>_assess_crisis_for_stream 默认返回 semantic_background_pending，不做心理危机关键词直触发；身体红旗由本地工具快速处理。</w:t>
             </w:r>
           </w:p>
         </w:tc>
@@ -1654,6 +1720,7 @@
             <w:right w:w="108" w:type="dxa"/>
           </w:tblCellMar>
         </w:tblPrEx>
+        <w:trPr/>
         <w:tc>
           <w:tcPr>
             <w:tcW w:w="900" w:type="dxa"/>
@@ -1684,6 +1751,17 @@
             <w:vAlign w:val="center"/>
           </w:tcPr>
           <w:p>
+            <w:r>
+              <w:t>移植场景/RAG 工具</w:t>
+            </w:r>
+          </w:p>
+        </w:tc>
+        <w:tc>
+          <w:tcPr>
+            <w:tcW w:w="1900" w:type="dxa"/>
+            <w:vAlign w:val="center"/>
+          </w:tcPr>
+          <w:p>
             <w:pPr>
               <w:spacing w:after="0"/>
               <w:rPr>
@@ -1698,30 +1776,6 @@
                 <w:sz w:val="16"/>
                 <w:szCs w:val="16"/>
               </w:rPr>
-              <w:t>移植场景快筛</w:t>
-            </w:r>
-          </w:p>
-        </w:tc>
-        <w:tc>
-          <w:tcPr>
-            <w:tcW w:w="1900" w:type="dxa"/>
-            <w:vAlign w:val="center"/>
-          </w:tcPr>
-          <w:p>
-            <w:pPr>
-              <w:spacing w:after="0"/>
-              <w:rPr>
-                <w:sz w:val="16"/>
-                <w:szCs w:val="16"/>
-              </w:rPr>
-            </w:pPr>
-            <w:r>
-              <w:rPr>
-                <w:rFonts w:ascii="微软雅黑" w:hAnsi="微软雅黑" w:eastAsia="微软雅黑"/>
-                <w:b w:val="0"/>
-                <w:sz w:val="16"/>
-                <w:szCs w:val="16"/>
-              </w:rPr>
               <w:t>否</w:t>
             </w:r>
           </w:p>
@@ -1732,21 +1786,8 @@
             <w:vAlign w:val="center"/>
           </w:tcPr>
           <w:p>
-            <w:pPr>
-              <w:spacing w:after="0"/>
-              <w:rPr>
-                <w:sz w:val="16"/>
-                <w:szCs w:val="16"/>
-              </w:rPr>
-            </w:pPr>
-            <w:r>
-              <w:rPr>
-                <w:rFonts w:ascii="微软雅黑" w:hAnsi="微软雅黑" w:eastAsia="微软雅黑"/>
-                <w:b w:val="0"/>
-                <w:sz w:val="16"/>
-                <w:szCs w:val="16"/>
-              </w:rPr>
-              <w:t>_build_stream_response_context 使用关键词/规则找到可选 template，供主回复参考</w:t>
+            <w:r>
+              <w:t>xiaoya_agent.tools.local_tools.transplant_context_lookup 查找 phase、scenario 和 template；knowledge_retrieval 从 File/ 检索相关资料片段，二者都供主回复参考。</w:t>
             </w:r>
           </w:p>
         </w:tc>
@@ -1768,6 +1809,7 @@
             <w:right w:w="108" w:type="dxa"/>
           </w:tblCellMar>
         </w:tblPrEx>
+        <w:trPr/>
         <w:tc>
           <w:tcPr>
             <w:tcW w:w="900" w:type="dxa"/>
@@ -1798,6 +1840,17 @@
             <w:vAlign w:val="center"/>
           </w:tcPr>
           <w:p>
+            <w:r>
+              <w:t>start_background_analysis 节点</w:t>
+            </w:r>
+          </w:p>
+        </w:tc>
+        <w:tc>
+          <w:tcPr>
+            <w:tcW w:w="1900" w:type="dxa"/>
+            <w:vAlign w:val="center"/>
+          </w:tcPr>
+          <w:p>
             <w:pPr>
               <w:spacing w:after="0"/>
               <w:rPr>
@@ -1812,30 +1865,6 @@
                 <w:sz w:val="16"/>
                 <w:szCs w:val="16"/>
               </w:rPr>
-              <w:t>启动后台综合分析</w:t>
-            </w:r>
-          </w:p>
-        </w:tc>
-        <w:tc>
-          <w:tcPr>
-            <w:tcW w:w="1900" w:type="dxa"/>
-            <w:vAlign w:val="center"/>
-          </w:tcPr>
-          <w:p>
-            <w:pPr>
-              <w:spacing w:after="0"/>
-              <w:rPr>
-                <w:sz w:val="16"/>
-                <w:szCs w:val="16"/>
-              </w:rPr>
-            </w:pPr>
-            <w:r>
-              <w:rPr>
-                <w:rFonts w:ascii="微软雅黑" w:hAnsi="微软雅黑" w:eastAsia="微软雅黑"/>
-                <w:b w:val="0"/>
-                <w:sz w:val="16"/>
-                <w:szCs w:val="16"/>
-              </w:rPr>
               <w:t>是，LLM-2</w:t>
             </w:r>
           </w:p>
@@ -1846,21 +1875,8 @@
             <w:vAlign w:val="center"/>
           </w:tcPr>
           <w:p>
-            <w:pPr>
-              <w:spacing w:after="0"/>
-              <w:rPr>
-                <w:sz w:val="16"/>
-                <w:szCs w:val="16"/>
-              </w:rPr>
-            </w:pPr>
-            <w:r>
-              <w:rPr>
-                <w:rFonts w:ascii="微软雅黑" w:hAnsi="微软雅黑" w:eastAsia="微软雅黑"/>
-                <w:b w:val="0"/>
-                <w:sz w:val="16"/>
-                <w:szCs w:val="16"/>
-              </w:rPr>
-              <w:t>_start_unified_analysis_task 在线程中调用 _llm_unified_analyze，不阻塞首 token</w:t>
+            <w:r>
+              <w:t>在线程中启动 _llm_unified_analyze，作为 LLM-2 后台综合语义分析，不阻塞首 token。</w:t>
             </w:r>
           </w:p>
         </w:tc>
@@ -1882,6 +1898,7 @@
             <w:right w:w="108" w:type="dxa"/>
           </w:tblCellMar>
         </w:tblPrEx>
+        <w:trPr/>
         <w:tc>
           <w:tcPr>
             <w:tcW w:w="900" w:type="dxa"/>
@@ -1912,6 +1929,17 @@
             <w:vAlign w:val="center"/>
           </w:tcPr>
           <w:p>
+            <w:r>
+              <w:t>evaluate_safety 节点</w:t>
+            </w:r>
+          </w:p>
+        </w:tc>
+        <w:tc>
+          <w:tcPr>
+            <w:tcW w:w="1900" w:type="dxa"/>
+            <w:vAlign w:val="center"/>
+          </w:tcPr>
+          <w:p>
             <w:pPr>
               <w:spacing w:after="0"/>
               <w:rPr>
@@ -1926,30 +1954,6 @@
                 <w:sz w:val="16"/>
                 <w:szCs w:val="16"/>
               </w:rPr>
-              <w:t>安全固定回复判断</w:t>
-            </w:r>
-          </w:p>
-        </w:tc>
-        <w:tc>
-          <w:tcPr>
-            <w:tcW w:w="1900" w:type="dxa"/>
-            <w:vAlign w:val="center"/>
-          </w:tcPr>
-          <w:p>
-            <w:pPr>
-              <w:spacing w:after="0"/>
-              <w:rPr>
-                <w:sz w:val="16"/>
-                <w:szCs w:val="16"/>
-              </w:rPr>
-            </w:pPr>
-            <w:r>
-              <w:rPr>
-                <w:rFonts w:ascii="微软雅黑" w:hAnsi="微软雅黑" w:eastAsia="微软雅黑"/>
-                <w:b w:val="0"/>
-                <w:sz w:val="16"/>
-                <w:szCs w:val="16"/>
-              </w:rPr>
               <w:t>否</w:t>
             </w:r>
           </w:p>
@@ -1960,18 +1964,8 @@
             <w:vAlign w:val="center"/>
           </w:tcPr>
           <w:p>
-            <w:pPr>
-              <w:rPr>
-                <w:sz w:val="16"/>
-                <w:szCs w:val="16"/>
-              </w:rPr>
-            </w:pPr>
-            <w:r>
-              <w:rPr>
-                <w:sz w:val="16"/>
-                <w:szCs w:val="16"/>
-              </w:rPr>
-              <w:t>默认非阻塞流式下，只对身体红旗或已确认危机返回本地固定话术；心理重度痛苦不再凭关键词直接拦截，除非启用阻塞语义判断或已有语义结果</w:t>
+            <w:r>
+              <w:t>只处理身体红旗或已确认危机；默认不使用 CBT 关键词/规则打断流式回复。</w:t>
             </w:r>
           </w:p>
         </w:tc>
@@ -1993,6 +1987,7 @@
             <w:right w:w="108" w:type="dxa"/>
           </w:tblCellMar>
         </w:tblPrEx>
+        <w:trPr/>
         <w:tc>
           <w:tcPr>
             <w:tcW w:w="900" w:type="dxa"/>
@@ -2023,6 +2018,17 @@
             <w:vAlign w:val="center"/>
           </w:tcPr>
           <w:p>
+            <w:r>
+              <w:t>LLM-1 主回复生成</w:t>
+            </w:r>
+          </w:p>
+        </w:tc>
+        <w:tc>
+          <w:tcPr>
+            <w:tcW w:w="1900" w:type="dxa"/>
+            <w:vAlign w:val="center"/>
+          </w:tcPr>
+          <w:p>
             <w:pPr>
               <w:spacing w:after="0"/>
               <w:rPr>
@@ -2037,30 +2043,6 @@
                 <w:sz w:val="16"/>
                 <w:szCs w:val="16"/>
               </w:rPr>
-              <w:t>主回复生成</w:t>
-            </w:r>
-          </w:p>
-        </w:tc>
-        <w:tc>
-          <w:tcPr>
-            <w:tcW w:w="1900" w:type="dxa"/>
-            <w:vAlign w:val="center"/>
-          </w:tcPr>
-          <w:p>
-            <w:pPr>
-              <w:spacing w:after="0"/>
-              <w:rPr>
-                <w:sz w:val="16"/>
-                <w:szCs w:val="16"/>
-              </w:rPr>
-            </w:pPr>
-            <w:r>
-              <w:rPr>
-                <w:rFonts w:ascii="微软雅黑" w:hAnsi="微软雅黑" w:eastAsia="微软雅黑"/>
-                <w:b w:val="0"/>
-                <w:sz w:val="16"/>
-                <w:szCs w:val="16"/>
-              </w:rPr>
               <w:t>是，LLM-1</w:t>
             </w:r>
           </w:p>
@@ -2071,18 +2053,8 @@
             <w:vAlign w:val="center"/>
           </w:tcPr>
           <w:p>
-            <w:pPr>
-              <w:rPr>
-                <w:sz w:val="16"/>
-                <w:szCs w:val="16"/>
-              </w:rPr>
-            </w:pPr>
-            <w:r>
-              <w:rPr>
-                <w:sz w:val="16"/>
-                <w:szCs w:val="16"/>
-              </w:rPr>
-              <w:t>_create_response_stream 调用主模型，流式生成用户可见回复；模型在同一次生成中直接按用户原话语义决定是否自然融入轻量 CBT</w:t>
+            <w:r>
+              <w:t>_create_response_stream 调用主模型，流式生成用户可见回复；模型在同一次生成中直接按用户原话语义决定是否自然融入轻量 CBT，并可参考本地 RAG 片段。</w:t>
             </w:r>
           </w:p>
         </w:tc>
@@ -2104,6 +2076,7 @@
             <w:right w:w="108" w:type="dxa"/>
           </w:tblCellMar>
         </w:tblPrEx>
+        <w:trPr/>
         <w:tc>
           <w:tcPr>
             <w:tcW w:w="900" w:type="dxa"/>
@@ -2218,6 +2191,7 @@
             <w:right w:w="108" w:type="dxa"/>
           </w:tblCellMar>
         </w:tblPrEx>
+        <w:trPr/>
         <w:tc>
           <w:tcPr>
             <w:tcW w:w="900" w:type="dxa"/>
@@ -2332,6 +2306,7 @@
             <w:right w:w="108" w:type="dxa"/>
           </w:tblCellMar>
         </w:tblPrEx>
+        <w:trPr/>
         <w:tc>
           <w:tcPr>
             <w:tcW w:w="900" w:type="dxa"/>
@@ -2443,6 +2418,7 @@
         <w:rPr>
           <w:rFonts w:ascii="微软雅黑" w:hAnsi="微软雅黑" w:eastAsia="微软雅黑"/>
           <w:color w:val="1F4E79"/>
+          <w:sz w:val="22"/>
         </w:rPr>
         <w:t>4. 大模型调用总览</w:t>
       </w:r>
@@ -2492,6 +2468,7 @@
             <w:right w:w="108" w:type="dxa"/>
           </w:tblCellMar>
         </w:tblPrEx>
+        <w:trPr/>
         <w:tc>
           <w:tcPr>
             <w:tcW w:w="1000" w:type="dxa"/>
@@ -2640,6 +2617,7 @@
             <w:right w:w="108" w:type="dxa"/>
           </w:tblCellMar>
         </w:tblPrEx>
+        <w:trPr/>
         <w:tc>
           <w:tcPr>
             <w:tcW w:w="1000" w:type="dxa"/>
@@ -2684,7 +2662,7 @@
                 <w:sz w:val="16"/>
                 <w:szCs w:val="16"/>
               </w:rPr>
-              <w:t>simple_agent._create_response_stream</w:t>
+              <w:t>EnhancedChatAgent._create_response_stream</w:t>
             </w:r>
           </w:p>
         </w:tc>
@@ -2778,6 +2756,7 @@
             <w:right w:w="108" w:type="dxa"/>
           </w:tblCellMar>
         </w:tblPrEx>
+        <w:trPr/>
         <w:tc>
           <w:tcPr>
             <w:tcW w:w="1000" w:type="dxa"/>
@@ -2822,7 +2801,7 @@
                 <w:sz w:val="16"/>
                 <w:szCs w:val="16"/>
               </w:rPr>
-              <w:t>simple_agent._llm_unified_analyze</w:t>
+              <w:t>EnhancedChatAgent._llm_unified_analyze</w:t>
             </w:r>
           </w:p>
         </w:tc>
@@ -2916,6 +2895,7 @@
             <w:right w:w="108" w:type="dxa"/>
           </w:tblCellMar>
         </w:tblPrEx>
+        <w:trPr/>
         <w:tc>
           <w:tcPr>
             <w:tcW w:w="1000" w:type="dxa"/>
@@ -2960,7 +2940,7 @@
                 <w:sz w:val="16"/>
                 <w:szCs w:val="16"/>
               </w:rPr>
-              <w:t>simple_agent._update_memory_core</w:t>
+              <w:t>EnhancedChatAgent._update_memory_core</w:t>
             </w:r>
           </w:p>
         </w:tc>
@@ -3054,6 +3034,7 @@
             <w:right w:w="108" w:type="dxa"/>
           </w:tblCellMar>
         </w:tblPrEx>
+        <w:trPr/>
         <w:tc>
           <w:tcPr>
             <w:tcW w:w="1000" w:type="dxa"/>
@@ -3098,7 +3079,7 @@
                 <w:sz w:val="16"/>
                 <w:szCs w:val="16"/>
               </w:rPr>
-              <w:t>cbt_module._llm_analyze_user_input</w:t>
+              <w:t>xiaoya_agent.features.cbt._llm_analyze_user_input</w:t>
             </w:r>
           </w:p>
         </w:tc>
@@ -3192,6 +3173,7 @@
             <w:right w:w="108" w:type="dxa"/>
           </w:tblCellMar>
         </w:tblPrEx>
+        <w:trPr/>
         <w:tc>
           <w:tcPr>
             <w:tcW w:w="1000" w:type="dxa"/>
@@ -3236,7 +3218,7 @@
                 <w:sz w:val="16"/>
                 <w:szCs w:val="16"/>
               </w:rPr>
-              <w:t>cbt_module._llm_generate_cbt_guidance</w:t>
+              <w:t>xiaoya_agent.features.cbt._llm_generate_cbt_guidance</w:t>
             </w:r>
           </w:p>
         </w:tc>
@@ -3257,7 +3239,7 @@
                 <w:sz w:val="16"/>
                 <w:szCs w:val="16"/>
               </w:rPr>
-              <w:t>默认流式路径否；调用 cbt_module.generate_cbt_response() 时可能使用</w:t>
+              <w:t>默认流式路径否；调用 CBTModule.generate_cbt_response() 时可能使用</w:t>
             </w:r>
           </w:p>
         </w:tc>
@@ -3327,6 +3309,7 @@
             <w:right w:w="108" w:type="dxa"/>
           </w:tblCellMar>
         </w:tblPrEx>
+        <w:trPr/>
         <w:tc>
           <w:tcPr>
             <w:tcW w:w="1000" w:type="dxa"/>
@@ -3371,7 +3354,7 @@
                 <w:sz w:val="16"/>
                 <w:szCs w:val="16"/>
               </w:rPr>
-              <w:t>crisis_module._llm_detect_crisis</w:t>
+              <w:t>xiaoya_agent.features.crisis._llm_detect_crisis</w:t>
             </w:r>
           </w:p>
         </w:tc>
@@ -3465,6 +3448,7 @@
             <w:right w:w="108" w:type="dxa"/>
           </w:tblCellMar>
         </w:tblPrEx>
+        <w:trPr/>
         <w:tc>
           <w:tcPr>
             <w:tcW w:w="1000" w:type="dxa"/>
@@ -3509,7 +3493,7 @@
                 <w:sz w:val="16"/>
                 <w:szCs w:val="16"/>
               </w:rPr>
-              <w:t>transplant_support._llm_choose_intervention</w:t>
+              <w:t>xiaoya_agent.domain.transplant._llm_choose_intervention</w:t>
             </w:r>
           </w:p>
         </w:tc>
@@ -3633,35 +3617,15 @@
             <w:right w:w="108" w:type="dxa"/>
           </w:tblCellMar>
         </w:tblPrEx>
+        <w:trPr/>
         <w:tc>
           <w:tcPr>
             <w:tcW w:w="9412" w:type="dxa"/>
             <w:shd w:val="clear" w:color="auto" w:fill="F3F7FA"/>
           </w:tcPr>
           <w:p>
-            <w:pPr>
-              <w:spacing w:after="40"/>
-            </w:pPr>
-            <w:r>
-              <w:rPr>
-                <w:rFonts w:ascii="微软雅黑" w:hAnsi="微软雅黑" w:eastAsia="微软雅黑"/>
-                <w:b/>
-                <w:color w:val="1F4E79"/>
-                <w:sz w:val="21"/>
-              </w:rPr>
-              <w:t>默认路径说明</w:t>
-            </w:r>
-          </w:p>
-          <w:p>
-            <w:pPr>
-              <w:spacing w:after="0"/>
-            </w:pPr>
-            <w:r>
-              <w:rPr>
-                <w:rFonts w:ascii="微软雅黑" w:hAnsi="微软雅黑" w:eastAsia="微软雅黑"/>
-                <w:sz w:val="18"/>
-              </w:rPr>
-              <w:t>默认流式路径中，用户可感知速度主要取决于 LLM-1 的首 token。LLM-2 与 LLM-3 都是后台线程；API/CLI 只在回复结束后短暂等待 LLM-2，默认 0.2 秒。</w:t>
+            <w:r>
+              <w:t>默认路径说明 / 默认流式路径已接入 LangGraph 编排层。用户可感知速度主要取决于 LLM-1 的首 token；LLM-2 与 LLM-3 都是后台线程；API/CLI 只在回复结束后短暂等待 LLM-2，默认 0.2 秒。</w:t>
             </w:r>
           </w:p>
         </w:tc>
@@ -3680,6 +3644,7 @@
         <w:rPr>
           <w:rFonts w:ascii="微软雅黑" w:hAnsi="微软雅黑" w:eastAsia="微软雅黑"/>
           <w:color w:val="1F4E79"/>
+          <w:sz w:val="22"/>
         </w:rPr>
         <w:t>5. 当前默认路径中的大模型调用</w:t>
       </w:r>
@@ -3692,6 +3657,7 @@
         <w:rPr>
           <w:rFonts w:ascii="微软雅黑" w:hAnsi="微软雅黑" w:eastAsia="微软雅黑"/>
           <w:color w:val="1F4E79"/>
+          <w:sz w:val="22"/>
         </w:rPr>
         <w:t>LLM-1 主回复生成</w:t>
       </w:r>
@@ -3732,6 +3698,7 @@
             <w:insideV w:val="single" w:color="B7C9D6" w:sz="6" w:space="0"/>
           </w:tblBorders>
         </w:tblPrEx>
+        <w:trPr/>
         <w:tc>
           <w:tcPr>
             <w:tcW w:w="1900" w:type="dxa"/>
@@ -3796,6 +3763,7 @@
             <w:insideV w:val="single" w:color="B7C9D6" w:sz="6" w:space="0"/>
           </w:tblBorders>
         </w:tblPrEx>
+        <w:trPr/>
         <w:tc>
           <w:tcPr>
             <w:tcW w:w="1900" w:type="dxa"/>
@@ -3840,7 +3808,7 @@
                 <w:sz w:val="16"/>
                 <w:szCs w:val="16"/>
               </w:rPr>
-              <w:t>Code/simple_agent.py -&gt; _create_response_stream() -&gt; self.client.chat.completions.create</w:t>
+              <w:t>Code/xiaoya_agent/core/agent.py -&gt; _create_response_stream() -&gt; self.client.chat.completions.create</w:t>
             </w:r>
           </w:p>
         </w:tc>
@@ -3862,6 +3830,7 @@
             <w:right w:w="108" w:type="dxa"/>
           </w:tblCellMar>
         </w:tblPrEx>
+        <w:trPr/>
         <w:tc>
           <w:tcPr>
             <w:tcW w:w="1900" w:type="dxa"/>
@@ -3928,6 +3897,7 @@
             <w:right w:w="108" w:type="dxa"/>
           </w:tblCellMar>
         </w:tblPrEx>
+        <w:trPr/>
         <w:tc>
           <w:tcPr>
             <w:tcW w:w="1900" w:type="dxa"/>
@@ -3991,6 +3961,7 @@
             <w:right w:w="108" w:type="dxa"/>
           </w:tblCellMar>
         </w:tblPrEx>
+        <w:trPr/>
         <w:tc>
           <w:tcPr>
             <w:tcW w:w="1900" w:type="dxa"/>
@@ -4018,18 +3989,8 @@
             <w:vAlign w:val="center"/>
           </w:tcPr>
           <w:p>
-            <w:pPr>
-              <w:rPr>
-                <w:sz w:val="16"/>
-                <w:szCs w:val="16"/>
-              </w:rPr>
-            </w:pPr>
-            <w:r>
-              <w:rPr>
-                <w:sz w:val="16"/>
-                <w:szCs w:val="16"/>
-              </w:rPr>
-              <w:t>当前运行时 Config.SYSTEM_PROMPT（由 config.env 覆盖）；可选记忆中枢；实时回复要求（包含按原话语义决定是否融入轻量 CBT）；可选移植情境提示；当前用户消息</w:t>
+            <w:r>
+              <w:t>由 xiaoya_agent.prompts.runtime.resolve_prompt_runtime_config 生成的当前系统提示词；可选记忆中枢；按 OUTPUT_MODE 生成的实时回复要求；可选移植情境提示；当前用户消息。API 可通过 promptConfig 覆盖 promptProfile、outputMode、systemPrompt 和 extraInstructions。</w:t>
             </w:r>
           </w:p>
         </w:tc>
@@ -4051,6 +4012,7 @@
             <w:right w:w="108" w:type="dxa"/>
           </w:tblCellMar>
         </w:tblPrEx>
+        <w:trPr/>
         <w:tc>
           <w:tcPr>
             <w:tcW w:w="1900" w:type="dxa"/>
@@ -4117,6 +4079,7 @@
             <w:right w:w="108" w:type="dxa"/>
           </w:tblCellMar>
         </w:tblPrEx>
+        <w:trPr/>
         <w:tc>
           <w:tcPr>
             <w:tcW w:w="1900" w:type="dxa"/>
@@ -4227,6 +4190,7 @@
             <w:right w:w="108" w:type="dxa"/>
           </w:tblCellMar>
         </w:tblPrEx>
+        <w:trPr/>
         <w:tc>
           <w:tcPr>
             <w:tcW w:w="9412" w:type="dxa"/>
@@ -4328,6 +4292,7 @@
         <w:rPr>
           <w:rFonts w:ascii="微软雅黑" w:hAnsi="微软雅黑" w:eastAsia="微软雅黑"/>
           <w:color w:val="1F4E79"/>
+          <w:sz w:val="22"/>
         </w:rPr>
         <w:t>LLM-2 后台综合语义分析</w:t>
       </w:r>
@@ -4368,6 +4333,7 @@
             <w:insideV w:val="single" w:color="B7C9D6" w:sz="6" w:space="0"/>
           </w:tblBorders>
         </w:tblPrEx>
+        <w:trPr/>
         <w:tc>
           <w:tcPr>
             <w:tcW w:w="1900" w:type="dxa"/>
@@ -4438,6 +4404,7 @@
             <w:right w:w="108" w:type="dxa"/>
           </w:tblCellMar>
         </w:tblPrEx>
+        <w:trPr/>
         <w:tc>
           <w:tcPr>
             <w:tcW w:w="1900" w:type="dxa"/>
@@ -4482,7 +4449,7 @@
                 <w:sz w:val="16"/>
                 <w:szCs w:val="16"/>
               </w:rPr>
-              <w:t>Code/simple_agent.py -&gt; _start_unified_analysis_task() -&gt; _llm_unified_analyze()</w:t>
+              <w:t>Code/xiaoya_agent/core/agent.py -&gt; _start_unified_analysis_task() -&gt; _llm_unified_analyze()</w:t>
             </w:r>
           </w:p>
         </w:tc>
@@ -4504,6 +4471,7 @@
             <w:right w:w="108" w:type="dxa"/>
           </w:tblCellMar>
         </w:tblPrEx>
+        <w:trPr/>
         <w:tc>
           <w:tcPr>
             <w:tcW w:w="1900" w:type="dxa"/>
@@ -4570,6 +4538,7 @@
             <w:right w:w="108" w:type="dxa"/>
           </w:tblCellMar>
         </w:tblPrEx>
+        <w:trPr/>
         <w:tc>
           <w:tcPr>
             <w:tcW w:w="1900" w:type="dxa"/>
@@ -4636,6 +4605,7 @@
             <w:right w:w="108" w:type="dxa"/>
           </w:tblCellMar>
         </w:tblPrEx>
+        <w:trPr/>
         <w:tc>
           <w:tcPr>
             <w:tcW w:w="1900" w:type="dxa"/>
@@ -4702,6 +4672,7 @@
             <w:right w:w="108" w:type="dxa"/>
           </w:tblCellMar>
         </w:tblPrEx>
+        <w:trPr/>
         <w:tc>
           <w:tcPr>
             <w:tcW w:w="1900" w:type="dxa"/>
@@ -4768,6 +4739,7 @@
             <w:right w:w="108" w:type="dxa"/>
           </w:tblCellMar>
         </w:tblPrEx>
+        <w:trPr/>
         <w:tc>
           <w:tcPr>
             <w:tcW w:w="1900" w:type="dxa"/>
@@ -4875,6 +4847,7 @@
             <w:right w:w="108" w:type="dxa"/>
           </w:tblCellMar>
         </w:tblPrEx>
+        <w:trPr/>
         <w:tc>
           <w:tcPr>
             <w:tcW w:w="9412" w:type="dxa"/>
@@ -5482,6 +5455,7 @@
         <w:rPr>
           <w:rFonts w:ascii="微软雅黑" w:hAnsi="微软雅黑" w:eastAsia="微软雅黑"/>
           <w:color w:val="1F4E79"/>
+          <w:sz w:val="22"/>
         </w:rPr>
         <w:t>LLM-3 记忆中枢摘要</w:t>
       </w:r>
@@ -5528,6 +5502,7 @@
             <w:right w:w="108" w:type="dxa"/>
           </w:tblCellMar>
         </w:tblPrEx>
+        <w:trPr/>
         <w:tc>
           <w:tcPr>
             <w:tcW w:w="1900" w:type="dxa"/>
@@ -5598,6 +5573,7 @@
             <w:right w:w="108" w:type="dxa"/>
           </w:tblCellMar>
         </w:tblPrEx>
+        <w:trPr/>
         <w:tc>
           <w:tcPr>
             <w:tcW w:w="1900" w:type="dxa"/>
@@ -5642,7 +5618,7 @@
                 <w:sz w:val="16"/>
                 <w:szCs w:val="16"/>
               </w:rPr>
-              <w:t>Code/simple_agent.py -&gt; _finalize_chat_turn() -&gt; threading.Thread(target=_update_memory_core)</w:t>
+              <w:t>Code/xiaoya_agent/core/agent.py -&gt; _finalize_chat_turn() -&gt; threading.Thread(target=_update_memory_core)</w:t>
             </w:r>
           </w:p>
         </w:tc>
@@ -5664,6 +5640,7 @@
             <w:right w:w="108" w:type="dxa"/>
           </w:tblCellMar>
         </w:tblPrEx>
+        <w:trPr/>
         <w:tc>
           <w:tcPr>
             <w:tcW w:w="1900" w:type="dxa"/>
@@ -5730,6 +5707,7 @@
             <w:right w:w="108" w:type="dxa"/>
           </w:tblCellMar>
         </w:tblPrEx>
+        <w:trPr/>
         <w:tc>
           <w:tcPr>
             <w:tcW w:w="1900" w:type="dxa"/>
@@ -5796,6 +5774,7 @@
             <w:right w:w="108" w:type="dxa"/>
           </w:tblCellMar>
         </w:tblPrEx>
+        <w:trPr/>
         <w:tc>
           <w:tcPr>
             <w:tcW w:w="1900" w:type="dxa"/>
@@ -5862,6 +5841,7 @@
             <w:right w:w="108" w:type="dxa"/>
           </w:tblCellMar>
         </w:tblPrEx>
+        <w:trPr/>
         <w:tc>
           <w:tcPr>
             <w:tcW w:w="1900" w:type="dxa"/>
@@ -5928,6 +5908,7 @@
             <w:right w:w="108" w:type="dxa"/>
           </w:tblCellMar>
         </w:tblPrEx>
+        <w:trPr/>
         <w:tc>
           <w:tcPr>
             <w:tcW w:w="1900" w:type="dxa"/>
@@ -6038,6 +6019,7 @@
             <w:right w:w="108" w:type="dxa"/>
           </w:tblCellMar>
         </w:tblPrEx>
+        <w:trPr/>
         <w:tc>
           <w:tcPr>
             <w:tcW w:w="9412" w:type="dxa"/>
@@ -6784,6 +6766,7 @@
         <w:rPr>
           <w:rFonts w:ascii="微软雅黑" w:hAnsi="微软雅黑" w:eastAsia="微软雅黑"/>
           <w:color w:val="1F4E79"/>
+          <w:sz w:val="22"/>
         </w:rPr>
         <w:t>6. 非默认或降级路径中的大模型调用</w:t>
       </w:r>
@@ -6809,6 +6792,7 @@
         <w:rPr>
           <w:rFonts w:ascii="微软雅黑" w:hAnsi="微软雅黑" w:eastAsia="微软雅黑"/>
           <w:color w:val="1F4E79"/>
+          <w:sz w:val="22"/>
         </w:rPr>
         <w:t>LLM-4 独立 CBT 结构化分析</w:t>
       </w:r>
@@ -6855,6 +6839,7 @@
             <w:right w:w="108" w:type="dxa"/>
           </w:tblCellMar>
         </w:tblPrEx>
+        <w:trPr/>
         <w:tc>
           <w:tcPr>
             <w:tcW w:w="1900" w:type="dxa"/>
@@ -6925,6 +6910,7 @@
             <w:right w:w="108" w:type="dxa"/>
           </w:tblCellMar>
         </w:tblPrEx>
+        <w:trPr/>
         <w:tc>
           <w:tcPr>
             <w:tcW w:w="1900" w:type="dxa"/>
@@ -6969,7 +6955,7 @@
                 <w:sz w:val="16"/>
                 <w:szCs w:val="16"/>
               </w:rPr>
-              <w:t>Code/cbt_module.py -&gt; analyze_user_input() -&gt; _llm_analyze_user_input()</w:t>
+              <w:t>Code/xiaoya_agent/features/cbt.py -&gt; analyze_user_input() -&gt; _llm_analyze_user_input()</w:t>
             </w:r>
           </w:p>
         </w:tc>
@@ -6991,6 +6977,7 @@
             <w:right w:w="108" w:type="dxa"/>
           </w:tblCellMar>
         </w:tblPrEx>
+        <w:trPr/>
         <w:tc>
           <w:tcPr>
             <w:tcW w:w="1900" w:type="dxa"/>
@@ -7032,7 +7019,7 @@
                 <w:sz w:val="16"/>
                 <w:szCs w:val="16"/>
               </w:rPr>
-              <w:t>CBT_LLM_ENABLED=true 且调用 cbt_module.analyze_user_input 时触发；默认 stream_chat 首轮不调用该独立 CBT 分析，而由主回复模型语义自决策，后台统一分析再补充结构化结果</w:t>
+              <w:t>CBT_LLM_ENABLED=true 且调用 CBTModule.analyze_user_input 时触发；默认 stream_chat 首轮不调用该独立 CBT 分析，而由主回复模型语义自决策，后台统一分析再补充结构化结果</w:t>
             </w:r>
           </w:p>
         </w:tc>
@@ -7054,6 +7041,7 @@
             <w:right w:w="108" w:type="dxa"/>
           </w:tblCellMar>
         </w:tblPrEx>
+        <w:trPr/>
         <w:tc>
           <w:tcPr>
             <w:tcW w:w="1900" w:type="dxa"/>
@@ -7120,6 +7108,7 @@
             <w:right w:w="108" w:type="dxa"/>
           </w:tblCellMar>
         </w:tblPrEx>
+        <w:trPr/>
         <w:tc>
           <w:tcPr>
             <w:tcW w:w="1900" w:type="dxa"/>
@@ -7186,6 +7175,7 @@
             <w:right w:w="108" w:type="dxa"/>
           </w:tblCellMar>
         </w:tblPrEx>
+        <w:trPr/>
         <w:tc>
           <w:tcPr>
             <w:tcW w:w="1900" w:type="dxa"/>
@@ -7296,6 +7286,7 @@
             <w:right w:w="108" w:type="dxa"/>
           </w:tblCellMar>
         </w:tblPrEx>
+        <w:trPr/>
         <w:tc>
           <w:tcPr>
             <w:tcW w:w="9412" w:type="dxa"/>
@@ -7741,6 +7732,7 @@
         <w:rPr>
           <w:rFonts w:ascii="微软雅黑" w:hAnsi="微软雅黑" w:eastAsia="微软雅黑"/>
           <w:color w:val="1F4E79"/>
+          <w:sz w:val="22"/>
         </w:rPr>
         <w:t>LLM-5 独立 CBT 引导生成</w:t>
       </w:r>
@@ -7787,6 +7779,7 @@
             <w:right w:w="108" w:type="dxa"/>
           </w:tblCellMar>
         </w:tblPrEx>
+        <w:trPr/>
         <w:tc>
           <w:tcPr>
             <w:tcW w:w="1900" w:type="dxa"/>
@@ -7857,6 +7850,7 @@
             <w:right w:w="108" w:type="dxa"/>
           </w:tblCellMar>
         </w:tblPrEx>
+        <w:trPr/>
         <w:tc>
           <w:tcPr>
             <w:tcW w:w="1900" w:type="dxa"/>
@@ -7899,7 +7893,7 @@
                 <w:sz w:val="16"/>
                 <w:szCs w:val="16"/>
               </w:rPr>
-              <w:t>Code/cbt_module.py -&gt; generate_cbt_response() -&gt; _llm_generate_cbt_guidance()</w:t>
+              <w:t>Code/xiaoya_agent/features/cbt.py -&gt; generate_cbt_response() -&gt; _llm_generate_cbt_guidance()</w:t>
             </w:r>
           </w:p>
         </w:tc>
@@ -7921,6 +7915,7 @@
             <w:right w:w="108" w:type="dxa"/>
           </w:tblCellMar>
         </w:tblPrEx>
+        <w:trPr/>
         <w:tc>
           <w:tcPr>
             <w:tcW w:w="1900" w:type="dxa"/>
@@ -7962,7 +7957,7 @@
                 <w:sz w:val="16"/>
                 <w:szCs w:val="16"/>
               </w:rPr>
-              <w:t>外部调用 cbt_module.generate_cbt_response()，且 CBT_LLM_ENABLED=true，且存在 recommended_technique。默认 stream_chat 主回复通过 LLM-1 + CBT 指令合入，不走这个独立生成</w:t>
+              <w:t>外部调用 CBTModule.generate_cbt_response()，且 CBT_LLM_ENABLED=true，且存在 recommended_technique。默认 stream_chat 主回复通过 LLM-1 + CBT 指令合入，不走这个独立生成</w:t>
             </w:r>
           </w:p>
         </w:tc>
@@ -7984,6 +7979,7 @@
             <w:right w:w="108" w:type="dxa"/>
           </w:tblCellMar>
         </w:tblPrEx>
+        <w:trPr/>
         <w:tc>
           <w:tcPr>
             <w:tcW w:w="1900" w:type="dxa"/>
@@ -8050,6 +8046,7 @@
             <w:right w:w="108" w:type="dxa"/>
           </w:tblCellMar>
         </w:tblPrEx>
+        <w:trPr/>
         <w:tc>
           <w:tcPr>
             <w:tcW w:w="1900" w:type="dxa"/>
@@ -8116,6 +8113,7 @@
             <w:right w:w="108" w:type="dxa"/>
           </w:tblCellMar>
         </w:tblPrEx>
+        <w:trPr/>
         <w:tc>
           <w:tcPr>
             <w:tcW w:w="1900" w:type="dxa"/>
@@ -8226,6 +8224,7 @@
             <w:right w:w="108" w:type="dxa"/>
           </w:tblCellMar>
         </w:tblPrEx>
+        <w:trPr/>
         <w:tc>
           <w:tcPr>
             <w:tcW w:w="9412" w:type="dxa"/>
@@ -8643,6 +8642,7 @@
         <w:rPr>
           <w:rFonts w:ascii="微软雅黑" w:hAnsi="微软雅黑" w:eastAsia="微软雅黑"/>
           <w:color w:val="1F4E79"/>
+          <w:sz w:val="22"/>
         </w:rPr>
         <w:t>LLM-6 独立危机语义评估</w:t>
       </w:r>
@@ -8689,6 +8689,7 @@
             <w:right w:w="108" w:type="dxa"/>
           </w:tblCellMar>
         </w:tblPrEx>
+        <w:trPr/>
         <w:tc>
           <w:tcPr>
             <w:tcW w:w="1900" w:type="dxa"/>
@@ -8759,6 +8760,7 @@
             <w:right w:w="108" w:type="dxa"/>
           </w:tblCellMar>
         </w:tblPrEx>
+        <w:trPr/>
         <w:tc>
           <w:tcPr>
             <w:tcW w:w="1900" w:type="dxa"/>
@@ -8803,7 +8805,7 @@
                 <w:sz w:val="16"/>
                 <w:szCs w:val="16"/>
               </w:rPr>
-              <w:t>Code/crisis_module.py -&gt; assess_crisis_semantic_only()/assess_crisis() -&gt; _llm_detect_crisis()</w:t>
+              <w:t>Code/xiaoya_agent/features/crisis.py -&gt; assess_crisis_semantic_only()/assess_crisis() -&gt; _llm_detect_crisis()</w:t>
             </w:r>
           </w:p>
         </w:tc>
@@ -8825,6 +8827,7 @@
             <w:right w:w="108" w:type="dxa"/>
           </w:tblCellMar>
         </w:tblPrEx>
+        <w:trPr/>
         <w:tc>
           <w:tcPr>
             <w:tcW w:w="1900" w:type="dxa"/>
@@ -8891,6 +8894,7 @@
             <w:right w:w="108" w:type="dxa"/>
           </w:tblCellMar>
         </w:tblPrEx>
+        <w:trPr/>
         <w:tc>
           <w:tcPr>
             <w:tcW w:w="1900" w:type="dxa"/>
@@ -8957,6 +8961,7 @@
             <w:right w:w="108" w:type="dxa"/>
           </w:tblCellMar>
         </w:tblPrEx>
+        <w:trPr/>
         <w:tc>
           <w:tcPr>
             <w:tcW w:w="1900" w:type="dxa"/>
@@ -9023,6 +9028,7 @@
             <w:right w:w="108" w:type="dxa"/>
           </w:tblCellMar>
         </w:tblPrEx>
+        <w:trPr/>
         <w:tc>
           <w:tcPr>
             <w:tcW w:w="1900" w:type="dxa"/>
@@ -9133,6 +9139,7 @@
             <w:right w:w="108" w:type="dxa"/>
           </w:tblCellMar>
         </w:tblPrEx>
+        <w:trPr/>
         <w:tc>
           <w:tcPr>
             <w:tcW w:w="9412" w:type="dxa"/>
@@ -9426,6 +9433,7 @@
         <w:rPr>
           <w:rFonts w:ascii="微软雅黑" w:hAnsi="微软雅黑" w:eastAsia="微软雅黑"/>
           <w:color w:val="1F4E79"/>
+          <w:sz w:val="22"/>
         </w:rPr>
         <w:t>LLM-7 独立移植情境判断</w:t>
       </w:r>
@@ -9472,6 +9480,7 @@
             <w:right w:w="108" w:type="dxa"/>
           </w:tblCellMar>
         </w:tblPrEx>
+        <w:trPr/>
         <w:tc>
           <w:tcPr>
             <w:tcW w:w="1900" w:type="dxa"/>
@@ -9542,6 +9551,7 @@
             <w:right w:w="108" w:type="dxa"/>
           </w:tblCellMar>
         </w:tblPrEx>
+        <w:trPr/>
         <w:tc>
           <w:tcPr>
             <w:tcW w:w="1900" w:type="dxa"/>
@@ -9586,7 +9596,7 @@
                 <w:sz w:val="16"/>
                 <w:szCs w:val="16"/>
               </w:rPr>
-              <w:t>Code/transplant_support.py -&gt; choose_intervention() -&gt; _llm_choose_intervention()</w:t>
+              <w:t>Code/xiaoya_agent/domain/transplant.py -&gt; choose_intervention() -&gt; _llm_choose_intervention()</w:t>
             </w:r>
           </w:p>
         </w:tc>
@@ -9608,6 +9618,7 @@
             <w:right w:w="108" w:type="dxa"/>
           </w:tblCellMar>
         </w:tblPrEx>
+        <w:trPr/>
         <w:tc>
           <w:tcPr>
             <w:tcW w:w="1900" w:type="dxa"/>
@@ -9674,6 +9685,7 @@
             <w:right w:w="108" w:type="dxa"/>
           </w:tblCellMar>
         </w:tblPrEx>
+        <w:trPr/>
         <w:tc>
           <w:tcPr>
             <w:tcW w:w="1900" w:type="dxa"/>
@@ -9740,6 +9752,7 @@
             <w:right w:w="108" w:type="dxa"/>
           </w:tblCellMar>
         </w:tblPrEx>
+        <w:trPr/>
         <w:tc>
           <w:tcPr>
             <w:tcW w:w="1900" w:type="dxa"/>
@@ -9806,6 +9819,7 @@
             <w:right w:w="108" w:type="dxa"/>
           </w:tblCellMar>
         </w:tblPrEx>
+        <w:trPr/>
         <w:tc>
           <w:tcPr>
             <w:tcW w:w="1900" w:type="dxa"/>
@@ -9920,6 +9934,7 @@
             <w:right w:w="108" w:type="dxa"/>
           </w:tblCellMar>
         </w:tblPrEx>
+        <w:trPr/>
         <w:tc>
           <w:tcPr>
             <w:tcW w:w="9412" w:type="dxa"/>
@@ -10328,6 +10343,7 @@
         <w:rPr>
           <w:rFonts w:ascii="微软雅黑" w:hAnsi="微软雅黑" w:eastAsia="微软雅黑"/>
           <w:color w:val="1F4E79"/>
+          <w:sz w:val="22"/>
         </w:rPr>
         <w:t>7. 非大模型本地逻辑</w:t>
       </w:r>
@@ -10375,6 +10391,7 @@
             <w:right w:w="108" w:type="dxa"/>
           </w:tblCellMar>
         </w:tblPrEx>
+        <w:trPr/>
         <w:tc>
           <w:tcPr>
             <w:tcW w:w="3137" w:type="dxa"/>
@@ -10471,6 +10488,7 @@
             <w:right w:w="108" w:type="dxa"/>
           </w:tblCellMar>
         </w:tblPrEx>
+        <w:trPr/>
         <w:tc>
           <w:tcPr>
             <w:tcW w:w="3137" w:type="dxa"/>
@@ -10509,7 +10527,7 @@
                 <w:sz w:val="16"/>
                 <w:szCs w:val="16"/>
               </w:rPr>
-              <w:t>simple_agent._pending_semantic_cbt_analysis</w:t>
+              <w:t>EnhancedChatAgent._pending_semantic_cbt_analysis</w:t>
             </w:r>
           </w:p>
         </w:tc>
@@ -10552,6 +10570,7 @@
             <w:right w:w="108" w:type="dxa"/>
           </w:tblCellMar>
         </w:tblPrEx>
+        <w:trPr/>
         <w:tc>
           <w:tcPr>
             <w:tcW w:w="3137" w:type="dxa"/>
@@ -10596,7 +10615,7 @@
                 <w:sz w:val="16"/>
                 <w:szCs w:val="16"/>
               </w:rPr>
-              <w:t>simple_agent._assess_crisis_for_stream</w:t>
+              <w:t>EnhancedChatAgent._assess_crisis_for_stream</w:t>
             </w:r>
           </w:p>
         </w:tc>
@@ -10642,6 +10661,7 @@
             <w:right w:w="108" w:type="dxa"/>
           </w:tblCellMar>
         </w:tblPrEx>
+        <w:trPr/>
         <w:tc>
           <w:tcPr>
             <w:tcW w:w="3137" w:type="dxa"/>
@@ -10686,7 +10706,7 @@
                 <w:sz w:val="16"/>
                 <w:szCs w:val="16"/>
               </w:rPr>
-              <w:t>simple_agent._has_medical_red_flag</w:t>
+              <w:t>EnhancedChatAgent._has_medical_red_flag</w:t>
             </w:r>
           </w:p>
         </w:tc>
@@ -10732,6 +10752,7 @@
             <w:right w:w="108" w:type="dxa"/>
           </w:tblCellMar>
         </w:tblPrEx>
+        <w:trPr/>
         <w:tc>
           <w:tcPr>
             <w:tcW w:w="3137" w:type="dxa"/>
@@ -10776,7 +10797,7 @@
                 <w:sz w:val="16"/>
                 <w:szCs w:val="16"/>
               </w:rPr>
-              <w:t>simple_agent._detect_transplant_trigger_fast</w:t>
+              <w:t>EnhancedChatAgent._detect_transplant_trigger_fast</w:t>
             </w:r>
           </w:p>
         </w:tc>
@@ -10822,6 +10843,7 @@
             <w:right w:w="108" w:type="dxa"/>
           </w:tblCellMar>
         </w:tblPrEx>
+        <w:trPr/>
         <w:tc>
           <w:tcPr>
             <w:tcW w:w="3137" w:type="dxa"/>
@@ -10866,7 +10888,7 @@
                 <w:sz w:val="16"/>
                 <w:szCs w:val="16"/>
               </w:rPr>
-              <w:t>energy_model.assess_conversation_quality</w:t>
+              <w:t>PsychologicalEnergyModel.assess_conversation_quality</w:t>
             </w:r>
           </w:p>
         </w:tc>
@@ -10909,6 +10931,7 @@
             <w:right w:w="108" w:type="dxa"/>
           </w:tblCellMar>
         </w:tblPrEx>
+        <w:trPr/>
         <w:tc>
           <w:tcPr>
             <w:tcW w:w="3137" w:type="dxa"/>
@@ -10978,6 +11001,171 @@
                 <w:szCs w:val="16"/>
               </w:rPr>
               <w:t>按情绪、危机、心理能量、阶段返回最多 4 个问题，不调用大模型</w:t>
+            </w:r>
+          </w:p>
+        </w:tc>
+      </w:tr>
+      <w:tr>
+        <w:trPr/>
+        <w:tc>
+          <w:tcPr>
+            <w:tcW w:type="dxa" w:w="3137"/>
+          </w:tcPr>
+          <w:p>
+            <w:r>
+              <w:t>LangGraph 本地工具层</w:t>
+            </w:r>
+          </w:p>
+        </w:tc>
+        <w:tc>
+          <w:tcPr>
+            <w:tcW w:type="dxa" w:w="3137"/>
+          </w:tcPr>
+          <w:p>
+            <w:r>
+              <w:t>xiaoya_agent.tools.local_tools.get_agent_tools / invoke_turn_tools</w:t>
+            </w:r>
+          </w:p>
+        </w:tc>
+        <w:tc>
+          <w:tcPr>
+            <w:tcW w:type="dxa" w:w="3137"/>
+          </w:tcPr>
+          <w:p>
+            <w:r>
+              <w:t>把身体红旗快筛、移植场景上下文和会话快照注册为可复用工具；当前由 prepare_turn 节点主动调用，不增加 LLM 调用。</w:t>
+            </w:r>
+          </w:p>
+        </w:tc>
+      </w:tr>
+      <w:tr>
+        <w:trPr/>
+        <w:tc>
+          <w:tcPr>
+            <w:tcW w:type="dxa" w:w="3137"/>
+          </w:tcPr>
+          <w:p>
+            <w:r>
+              <w:t>身体红旗工具</w:t>
+            </w:r>
+          </w:p>
+        </w:tc>
+        <w:tc>
+          <w:tcPr>
+            <w:tcW w:type="dxa" w:w="3137"/>
+          </w:tcPr>
+          <w:p>
+            <w:r>
+              <w:t>xiaoya_agent.tools.local_tools.medical_red_flag_scan</w:t>
+            </w:r>
+          </w:p>
+        </w:tc>
+        <w:tc>
+          <w:tcPr>
+            <w:tcW w:type="dxa" w:w="3137"/>
+          </w:tcPr>
+          <w:p>
+            <w:r>
+              <w:t>快速筛查胸痛、发热、呼吸困难等移植病房身体红旗，命中后 evaluate_safety 优先输出联系医护提醒。</w:t>
+            </w:r>
+          </w:p>
+        </w:tc>
+      </w:tr>
+      <w:tr>
+        <w:trPr/>
+        <w:tc>
+          <w:tcPr>
+            <w:tcW w:type="dxa" w:w="3137"/>
+          </w:tcPr>
+          <w:p>
+            <w:r>
+              <w:t>移植场景工具</w:t>
+            </w:r>
+          </w:p>
+        </w:tc>
+        <w:tc>
+          <w:tcPr>
+            <w:tcW w:type="dxa" w:w="3137"/>
+          </w:tcPr>
+          <w:p>
+            <w:r>
+              <w:t>xiaoya_agent.tools.local_tools.transplant_context_lookup</w:t>
+            </w:r>
+          </w:p>
+        </w:tc>
+        <w:tc>
+          <w:tcPr>
+            <w:tcW w:type="dxa" w:w="3137"/>
+          </w:tcPr>
+          <w:p>
+            <w:r>
+              <w:t>查找移植分期、场景和模板素材，并转成 response_context，让主回复模型自然参考，不直接替代模型回复。</w:t>
+            </w:r>
+          </w:p>
+        </w:tc>
+      </w:tr>
+      <w:tr>
+        <w:trPr/>
+        <w:tc>
+          <w:tcPr>
+            <w:tcW w:type="dxa" w:w="3137"/>
+          </w:tcPr>
+          <w:p>
+            <w:r>
+              <w:t>本地 RAG 检索</w:t>
+            </w:r>
+          </w:p>
+        </w:tc>
+        <w:tc>
+          <w:tcPr>
+            <w:tcW w:type="dxa" w:w="3137"/>
+          </w:tcPr>
+          <w:p>
+            <w:r>
+              <w:t>xiaoya_agent.retrieval.rag.retrieve_knowledge / xiaoya_agent.tools.local_tools.knowledge_retrieval</w:t>
+            </w:r>
+          </w:p>
+        </w:tc>
+        <w:tc>
+          <w:tcPr>
+            <w:tcW w:type="dxa" w:w="3137"/>
+          </w:tcPr>
+          <w:p>
+            <w:r>
+              <w:t>读取 File/ 中的 PDF、DOCX、TXT、MD，切片缓存后构建 TF-IDF 向量索引，返回少量资料片段供 LLM-1 参考；不调用大模型。</w:t>
+            </w:r>
+          </w:p>
+        </w:tc>
+      </w:tr>
+      <w:tr>
+        <w:trPr/>
+        <w:tc>
+          <w:tcPr>
+            <w:tcW w:type="dxa" w:w="3137"/>
+          </w:tcPr>
+          <w:p>
+            <w:r>
+              <w:t>模型 tool calling</w:t>
+            </w:r>
+          </w:p>
+        </w:tc>
+        <w:tc>
+          <w:tcPr>
+            <w:tcW w:type="dxa" w:w="3137"/>
+          </w:tcPr>
+          <w:p>
+            <w:r>
+              <w:t>EnhancedChatAgent._generate_response_with_model_tools / xiaoya_agent.tools.local_tools.execute_model_tool_call</w:t>
+            </w:r>
+          </w:p>
+        </w:tc>
+        <w:tc>
+          <w:tcPr>
+            <w:tcW w:type="dxa" w:w="3137"/>
+          </w:tcPr>
+          <w:p>
+            <w:r>
+              <w:t>非流式 chat() 的普通回复路径可让模型选择本地工具；系统执行工具后再让模型生成最终回复。默认流式主路径不启用该模型自由工具选择，以保证首 token 速度。</w:t>
             </w:r>
           </w:p>
         </w:tc>
@@ -10996,6 +11184,7 @@
         <w:rPr>
           <w:rFonts w:ascii="微软雅黑" w:hAnsi="微软雅黑" w:eastAsia="微软雅黑"/>
           <w:color w:val="1F4E79"/>
+          <w:sz w:val="22"/>
         </w:rPr>
         <w:t>8. 输出与数据回写</w:t>
       </w:r>
@@ -11006,11 +11195,10 @@
       </w:pPr>
       <w:r>
         <w:rPr>
-          <w:rFonts w:ascii="微软雅黑" w:hAnsi="微软雅黑" w:eastAsia="微软雅黑"/>
-          <w:b w:val="0"/>
-          <w:sz w:val="21"/>
+          <w:rFonts w:ascii="Arial" w:hAnsi="Arial"/>
+          <w:sz w:val="22"/>
         </w:rPr>
-        <w:t>每轮对话最终结果集中在 agent.last_result，API done 事件也从这里取值。last_result 的主要字段包括 response、response_type、cbt_analysis、crisis_detection、energy_assessment、energy_report。</w:t>
+        <w:t>每轮对话最终结果集中在 agent.last_result，API done 事件也从这里取值。last_result 的主要字段包括 response、response_type、cbt_analysis、crisis_detection、energy_assessment、energy_report。 新增 tool_trace 字段用于保存本轮工具执行摘要。</w:t>
       </w:r>
     </w:p>
     <w:tbl>
@@ -11056,6 +11244,7 @@
             <w:right w:w="108" w:type="dxa"/>
           </w:tblCellMar>
         </w:tblPrEx>
+        <w:trPr/>
         <w:tc>
           <w:tcPr>
             <w:tcW w:w="2200" w:type="dxa"/>
@@ -11152,6 +11341,7 @@
             <w:right w:w="108" w:type="dxa"/>
           </w:tblCellMar>
         </w:tblPrEx>
+        <w:trPr/>
         <w:tc>
           <w:tcPr>
             <w:tcW w:w="2200" w:type="dxa"/>
@@ -11242,6 +11432,7 @@
             <w:right w:w="108" w:type="dxa"/>
           </w:tblCellMar>
         </w:tblPrEx>
+        <w:trPr/>
         <w:tc>
           <w:tcPr>
             <w:tcW w:w="2200" w:type="dxa"/>
@@ -11332,6 +11523,7 @@
             <w:right w:w="108" w:type="dxa"/>
           </w:tblCellMar>
         </w:tblPrEx>
+        <w:trPr/>
         <w:tc>
           <w:tcPr>
             <w:tcW w:w="2200" w:type="dxa"/>
@@ -11416,6 +11608,7 @@
             <w:right w:w="108" w:type="dxa"/>
           </w:tblCellMar>
         </w:tblPrEx>
+        <w:trPr/>
         <w:tc>
           <w:tcPr>
             <w:tcW w:w="2200" w:type="dxa"/>
@@ -11506,6 +11699,7 @@
             <w:right w:w="108" w:type="dxa"/>
           </w:tblCellMar>
         </w:tblPrEx>
+        <w:trPr/>
         <w:tc>
           <w:tcPr>
             <w:tcW w:w="2200" w:type="dxa"/>
@@ -11547,7 +11741,7 @@
                 <w:sz w:val="16"/>
                 <w:szCs w:val="16"/>
               </w:rPr>
-              <w:t>energy_model；非危机时由主流程执行，当前不受 ENERGY_MODEL_ENABLED 开关控制</w:t>
+              <w:t>PsychologicalEnergyModel；非危机时由主流程执行，当前不受 ENERGY_MODEL_ENABLED 开关控制</w:t>
             </w:r>
           </w:p>
         </w:tc>
@@ -11590,6 +11784,7 @@
             <w:right w:w="108" w:type="dxa"/>
           </w:tblCellMar>
         </w:tblPrEx>
+        <w:trPr/>
         <w:tc>
           <w:tcPr>
             <w:tcW w:w="2200" w:type="dxa"/>
@@ -11659,6 +11854,72 @@
                 <w:szCs w:val="16"/>
               </w:rPr>
               <w:t>作为下一轮主回复上下文</w:t>
+            </w:r>
+          </w:p>
+        </w:tc>
+      </w:tr>
+      <w:tr>
+        <w:trPr/>
+        <w:tc>
+          <w:tcPr>
+            <w:tcW w:type="dxa" w:w="3137"/>
+          </w:tcPr>
+          <w:p>
+            <w:r>
+              <w:t>agentMeta</w:t>
+            </w:r>
+          </w:p>
+        </w:tc>
+        <w:tc>
+          <w:tcPr>
+            <w:tcW w:type="dxa" w:w="3137"/>
+          </w:tcPr>
+          <w:p>
+            <w:r>
+              <w:t>API 运行时和主模型配置</w:t>
+            </w:r>
+          </w:p>
+        </w:tc>
+        <w:tc>
+          <w:tcPr>
+            <w:tcW w:type="dxa" w:w="3137"/>
+          </w:tcPr>
+          <w:p>
+            <w:r>
+              <w:t>done 事件返回 model、latencyMs、firstDeltaMs、streamMode、sessionId、threadId、stage、promptProfile、outputMode，便于前端或后端日志追踪本轮真实配置。</w:t>
+            </w:r>
+          </w:p>
+        </w:tc>
+      </w:tr>
+      <w:tr>
+        <w:trPr/>
+        <w:tc>
+          <w:tcPr>
+            <w:tcW w:type="dxa" w:w="3137"/>
+          </w:tcPr>
+          <w:p>
+            <w:r>
+              <w:t>tool_trace</w:t>
+            </w:r>
+          </w:p>
+        </w:tc>
+        <w:tc>
+          <w:tcPr>
+            <w:tcW w:type="dxa" w:w="3137"/>
+          </w:tcPr>
+          <w:p>
+            <w:r>
+              <w:t>LangGraph 本地工具层或非流式模型 tool calling</w:t>
+            </w:r>
+          </w:p>
+        </w:tc>
+        <w:tc>
+          <w:tcPr>
+            <w:tcW w:type="dxa" w:w="3137"/>
+          </w:tcPr>
+          <w:p>
+            <w:r>
+              <w:t>记录本轮调用了哪些工具、RAG 命中数量、移植场景是否触发等短摘要；API agentMeta.toolTrace 会返回该信息。</w:t>
             </w:r>
           </w:p>
         </w:tc>
@@ -11687,6 +11948,10 @@
         <w:pStyle w:val="3"/>
       </w:pPr>
       <w:r>
+        <w:rPr>
+          <w:rFonts w:ascii="Arial" w:hAnsi="Arial"/>
+          <w:sz w:val="22"/>
+        </w:rPr>
         <w:t>9. 速度与运行配置</w:t>
       </w:r>
     </w:p>
@@ -11733,6 +11998,7 @@
             <w:right w:w="108" w:type="dxa"/>
           </w:tblCellMar>
         </w:tblPrEx>
+        <w:trPr/>
         <w:tc>
           <w:tcPr>
             <w:tcW w:w="3300" w:type="dxa"/>
@@ -11825,6 +12091,7 @@
             <w:right w:w="108" w:type="dxa"/>
           </w:tblCellMar>
         </w:tblPrEx>
+        <w:trPr/>
         <w:tc>
           <w:tcPr>
             <w:tcW w:w="3300" w:type="dxa"/>
@@ -11915,6 +12182,7 @@
             <w:right w:w="108" w:type="dxa"/>
           </w:tblCellMar>
         </w:tblPrEx>
+        <w:trPr/>
         <w:tc>
           <w:tcPr>
             <w:tcW w:w="3300" w:type="dxa"/>
@@ -12005,6 +12273,7 @@
             <w:right w:w="108" w:type="dxa"/>
           </w:tblCellMar>
         </w:tblPrEx>
+        <w:trPr/>
         <w:tc>
           <w:tcPr>
             <w:tcW w:w="3300" w:type="dxa"/>
@@ -12095,6 +12364,7 @@
             <w:right w:w="108" w:type="dxa"/>
           </w:tblCellMar>
         </w:tblPrEx>
+        <w:trPr/>
         <w:tc>
           <w:tcPr>
             <w:tcW w:w="3300" w:type="dxa"/>
@@ -12185,6 +12455,7 @@
             <w:right w:w="108" w:type="dxa"/>
           </w:tblCellMar>
         </w:tblPrEx>
+        <w:trPr/>
         <w:tc>
           <w:tcPr>
             <w:tcW w:w="3300" w:type="dxa"/>
@@ -12275,6 +12546,7 @@
             <w:right w:w="108" w:type="dxa"/>
           </w:tblCellMar>
         </w:tblPrEx>
+        <w:trPr/>
         <w:tc>
           <w:tcPr>
             <w:tcW w:w="3300" w:type="dxa"/>
@@ -12365,6 +12637,7 @@
             <w:right w:w="108" w:type="dxa"/>
           </w:tblCellMar>
         </w:tblPrEx>
+        <w:trPr/>
         <w:tc>
           <w:tcPr>
             <w:tcW w:w="3137" w:type="dxa"/>
@@ -12443,6 +12716,7 @@
             <w:right w:w="108" w:type="dxa"/>
           </w:tblCellMar>
         </w:tblPrEx>
+        <w:trPr/>
         <w:tc>
           <w:tcPr>
             <w:tcW w:w="3137" w:type="dxa"/>
@@ -12521,6 +12795,7 @@
             <w:right w:w="108" w:type="dxa"/>
           </w:tblCellMar>
         </w:tblPrEx>
+        <w:trPr/>
         <w:tc>
           <w:tcPr>
             <w:tcW w:w="3137" w:type="dxa"/>
@@ -12599,6 +12874,7 @@
             <w:right w:w="108" w:type="dxa"/>
           </w:tblCellMar>
         </w:tblPrEx>
+        <w:trPr/>
         <w:tc>
           <w:tcPr>
             <w:tcW w:w="3137" w:type="dxa"/>
@@ -12677,6 +12953,7 @@
             <w:right w:w="108" w:type="dxa"/>
           </w:tblCellMar>
         </w:tblPrEx>
+        <w:trPr/>
         <w:tc>
           <w:tcPr>
             <w:tcW w:w="3137" w:type="dxa"/>
@@ -12755,6 +13032,7 @@
             <w:right w:w="108" w:type="dxa"/>
           </w:tblCellMar>
         </w:tblPrEx>
+        <w:trPr/>
         <w:tc>
           <w:tcPr>
             <w:tcW w:w="3137" w:type="dxa"/>
@@ -12811,7 +13089,7 @@
                 <w:sz w:val="16"/>
                 <w:szCs w:val="16"/>
               </w:rPr>
-              <w:t>当前仅在 Config 中定义，主流程没有读取它来跳过 energy_model.assess_conversation_quality</w:t>
+              <w:t>当前仅在 Config 中定义，主流程没有读取它来跳过 PsychologicalEnergyModel.assess_conversation_quality</w:t>
             </w:r>
           </w:p>
         </w:tc>
@@ -12833,6 +13111,7 @@
             <w:right w:w="108" w:type="dxa"/>
           </w:tblCellMar>
         </w:tblPrEx>
+        <w:trPr/>
         <w:tc>
           <w:tcPr>
             <w:tcW w:w="3137" w:type="dxa"/>
@@ -12911,6 +13190,7 @@
             <w:right w:w="108" w:type="dxa"/>
           </w:tblCellMar>
         </w:tblPrEx>
+        <w:trPr/>
         <w:tc>
           <w:tcPr>
             <w:tcW w:w="3137" w:type="dxa"/>
@@ -12968,6 +13248,435 @@
                 <w:szCs w:val="16"/>
               </w:rPr>
               <w:t>CLI/API 对话后是否异步保存 chat_history、user_state、energy_progress、crisis_history</w:t>
+            </w:r>
+          </w:p>
+        </w:tc>
+      </w:tr>
+      <w:tr>
+        <w:trPr/>
+        <w:tc>
+          <w:tcPr>
+            <w:tcW w:type="dxa" w:w="3137"/>
+          </w:tcPr>
+          <w:p>
+            <w:r>
+              <w:t>AGENT_GRAPH_ENABLED</w:t>
+            </w:r>
+          </w:p>
+        </w:tc>
+        <w:tc>
+          <w:tcPr>
+            <w:tcW w:type="dxa" w:w="3137"/>
+          </w:tcPr>
+          <w:p>
+            <w:r>
+              <w:t>true</w:t>
+            </w:r>
+          </w:p>
+        </w:tc>
+        <w:tc>
+          <w:tcPr>
+            <w:tcW w:type="dxa" w:w="3137"/>
+          </w:tcPr>
+          <w:p>
+            <w:r>
+              <w:t>true 时 stream_chat 进入 LangGraph 编排层；false 时回退到旧版 _stream_chat_legacy 流程，便于渐进迁移和问题回滚。</w:t>
+            </w:r>
+          </w:p>
+        </w:tc>
+      </w:tr>
+      <w:tr>
+        <w:trPr/>
+        <w:tc>
+          <w:tcPr>
+            <w:tcW w:type="dxa" w:w="3137"/>
+          </w:tcPr>
+          <w:p>
+            <w:r>
+              <w:t>PROMPT_PROFILE</w:t>
+            </w:r>
+          </w:p>
+        </w:tc>
+        <w:tc>
+          <w:tcPr>
+            <w:tcW w:type="dxa" w:w="3137"/>
+          </w:tcPr>
+          <w:p>
+            <w:r>
+              <w:t>warm_cbt</w:t>
+            </w:r>
+          </w:p>
+        </w:tc>
+        <w:tc>
+          <w:tcPr>
+            <w:tcW w:type="dxa" w:w="3137"/>
+          </w:tcPr>
+          <w:p>
+            <w:r>
+              <w:t>默认提示词 profile；当前内置 warm_cbt、transplant_companion、clinical_plain。</w:t>
+            </w:r>
+          </w:p>
+        </w:tc>
+      </w:tr>
+      <w:tr>
+        <w:trPr/>
+        <w:tc>
+          <w:tcPr>
+            <w:tcW w:type="dxa" w:w="3137"/>
+          </w:tcPr>
+          <w:p>
+            <w:r>
+              <w:t>OUTPUT_MODE</w:t>
+            </w:r>
+          </w:p>
+        </w:tc>
+        <w:tc>
+          <w:tcPr>
+            <w:tcW w:type="dxa" w:w="3137"/>
+          </w:tcPr>
+          <w:p>
+            <w:r>
+              <w:t>brief_support</w:t>
+            </w:r>
+          </w:p>
+        </w:tc>
+        <w:tc>
+          <w:tcPr>
+            <w:tcW w:type="dxa" w:w="3137"/>
+          </w:tcPr>
+          <w:p>
+            <w:r>
+              <w:t>默认输出模式；当前内置 brief_support、cbt_exercise、transplant_support、safety_first。</w:t>
+            </w:r>
+          </w:p>
+        </w:tc>
+      </w:tr>
+      <w:tr>
+        <w:trPr/>
+        <w:tc>
+          <w:tcPr>
+            <w:tcW w:type="dxa" w:w="3137"/>
+          </w:tcPr>
+          <w:p>
+            <w:r>
+              <w:t>AGENT_TOOLS_ENABLED</w:t>
+            </w:r>
+          </w:p>
+        </w:tc>
+        <w:tc>
+          <w:tcPr>
+            <w:tcW w:type="dxa" w:w="3137"/>
+          </w:tcPr>
+          <w:p>
+            <w:r>
+              <w:t>true</w:t>
+            </w:r>
+          </w:p>
+        </w:tc>
+        <w:tc>
+          <w:tcPr>
+            <w:tcW w:type="dxa" w:w="3137"/>
+          </w:tcPr>
+          <w:p>
+            <w:r>
+              <w:t>true 时 LangGraph prepare_turn 节点调用本地工具层；这些工具不调用大模型，不增加首 token 前的模型等待。</w:t>
+            </w:r>
+          </w:p>
+        </w:tc>
+      </w:tr>
+      <w:tr>
+        <w:trPr/>
+        <w:tc>
+          <w:tcPr>
+            <w:tcW w:type="dxa" w:w="3137"/>
+          </w:tcPr>
+          <w:p>
+            <w:r>
+              <w:t>RAG_ENABLED</w:t>
+            </w:r>
+          </w:p>
+        </w:tc>
+        <w:tc>
+          <w:tcPr>
+            <w:tcW w:type="dxa" w:w="3137"/>
+          </w:tcPr>
+          <w:p>
+            <w:r>
+              <w:t>true</w:t>
+            </w:r>
+          </w:p>
+        </w:tc>
+        <w:tc>
+          <w:tcPr>
+            <w:tcW w:type="dxa" w:w="3137"/>
+          </w:tcPr>
+          <w:p>
+            <w:r>
+              <w:t>是否启用本地 RAG 检索工具；关闭后 knowledge_retrieval 返回空结果。</w:t>
+            </w:r>
+          </w:p>
+        </w:tc>
+      </w:tr>
+      <w:tr>
+        <w:trPr/>
+        <w:tc>
+          <w:tcPr>
+            <w:tcW w:type="dxa" w:w="3137"/>
+          </w:tcPr>
+          <w:p>
+            <w:r>
+              <w:t>RAG_SOURCE_DIR</w:t>
+            </w:r>
+          </w:p>
+        </w:tc>
+        <w:tc>
+          <w:tcPr>
+            <w:tcW w:type="dxa" w:w="3137"/>
+          </w:tcPr>
+          <w:p>
+            <w:r>
+              <w:t>File</w:t>
+            </w:r>
+          </w:p>
+        </w:tc>
+        <w:tc>
+          <w:tcPr>
+            <w:tcW w:type="dxa" w:w="3137"/>
+          </w:tcPr>
+          <w:p>
+            <w:r>
+              <w:t>本地资料目录，默认读取项目根目录下的 File/。</w:t>
+            </w:r>
+          </w:p>
+        </w:tc>
+      </w:tr>
+      <w:tr>
+        <w:trPr/>
+        <w:tc>
+          <w:tcPr>
+            <w:tcW w:type="dxa" w:w="3137"/>
+          </w:tcPr>
+          <w:p>
+            <w:r>
+              <w:t>RAG_TOP_K</w:t>
+            </w:r>
+          </w:p>
+        </w:tc>
+        <w:tc>
+          <w:tcPr>
+            <w:tcW w:type="dxa" w:w="3137"/>
+          </w:tcPr>
+          <w:p>
+            <w:r>
+              <w:t>3</w:t>
+            </w:r>
+          </w:p>
+        </w:tc>
+        <w:tc>
+          <w:tcPr>
+            <w:tcW w:type="dxa" w:w="3137"/>
+          </w:tcPr>
+          <w:p>
+            <w:r>
+              <w:t>每轮最多注入的资料片段数。</w:t>
+            </w:r>
+          </w:p>
+        </w:tc>
+      </w:tr>
+      <w:tr>
+        <w:trPr/>
+        <w:tc>
+          <w:tcPr>
+            <w:tcW w:type="dxa" w:w="3137"/>
+          </w:tcPr>
+          <w:p>
+            <w:r>
+              <w:t>RAG_CHUNK_SIZE</w:t>
+            </w:r>
+          </w:p>
+        </w:tc>
+        <w:tc>
+          <w:tcPr>
+            <w:tcW w:type="dxa" w:w="3137"/>
+          </w:tcPr>
+          <w:p>
+            <w:r>
+              <w:t>450</w:t>
+            </w:r>
+          </w:p>
+        </w:tc>
+        <w:tc>
+          <w:tcPr>
+            <w:tcW w:type="dxa" w:w="3137"/>
+          </w:tcPr>
+          <w:p>
+            <w:r>
+              <w:t>本地资料切片长度。</w:t>
+            </w:r>
+          </w:p>
+        </w:tc>
+      </w:tr>
+      <w:tr>
+        <w:trPr/>
+        <w:tc>
+          <w:tcPr>
+            <w:tcW w:type="dxa" w:w="3137"/>
+          </w:tcPr>
+          <w:p>
+            <w:r>
+              <w:t>RAG_MAX_CONTEXT_CHARS</w:t>
+            </w:r>
+          </w:p>
+        </w:tc>
+        <w:tc>
+          <w:tcPr>
+            <w:tcW w:type="dxa" w:w="3137"/>
+          </w:tcPr>
+          <w:p>
+            <w:r>
+              <w:t>900</w:t>
+            </w:r>
+          </w:p>
+        </w:tc>
+        <w:tc>
+          <w:tcPr>
+            <w:tcW w:type="dxa" w:w="3137"/>
+          </w:tcPr>
+          <w:p>
+            <w:r>
+              <w:t>注入主回复提示词的资料上下文最大字符数。</w:t>
+            </w:r>
+          </w:p>
+        </w:tc>
+      </w:tr>
+      <w:tr>
+        <w:trPr/>
+        <w:tc>
+          <w:tcPr>
+            <w:tcW w:type="dxa" w:w="3137"/>
+          </w:tcPr>
+          <w:p>
+            <w:r>
+              <w:t>RAG_MIN_SCORE</w:t>
+            </w:r>
+          </w:p>
+        </w:tc>
+        <w:tc>
+          <w:tcPr>
+            <w:tcW w:type="dxa" w:w="3137"/>
+          </w:tcPr>
+          <w:p>
+            <w:r>
+              <w:t>0.08</w:t>
+            </w:r>
+          </w:p>
+        </w:tc>
+        <w:tc>
+          <w:tcPr>
+            <w:tcW w:type="dxa" w:w="3137"/>
+          </w:tcPr>
+          <w:p>
+            <w:r>
+              <w:t>本地检索最低相关性分数。</w:t>
+            </w:r>
+          </w:p>
+        </w:tc>
+      </w:tr>
+      <w:tr>
+        <w:trPr/>
+        <w:tc>
+          <w:tcPr>
+            <w:tcW w:type="dxa" w:w="3137"/>
+          </w:tcPr>
+          <w:p>
+            <w:r>
+              <w:t>RAG_SCORING_MODE</w:t>
+            </w:r>
+          </w:p>
+        </w:tc>
+        <w:tc>
+          <w:tcPr>
+            <w:tcW w:type="dxa" w:w="3137"/>
+          </w:tcPr>
+          <w:p>
+            <w:r>
+              <w:t>tfidf</w:t>
+            </w:r>
+          </w:p>
+        </w:tc>
+        <w:tc>
+          <w:tcPr>
+            <w:tcW w:type="dxa" w:w="3137"/>
+          </w:tcPr>
+          <w:p>
+            <w:r>
+              <w:t>RAG 打分模式：tfidf 使用本地 TF-IDF 向量余弦相似度；hybrid 混合 TF-IDF 与词项重叠；lexical 只用词项重叠。</w:t>
+            </w:r>
+          </w:p>
+        </w:tc>
+      </w:tr>
+      <w:tr>
+        <w:trPr/>
+        <w:tc>
+          <w:tcPr>
+            <w:tcW w:type="dxa" w:w="3137"/>
+          </w:tcPr>
+          <w:p>
+            <w:r>
+              <w:t>AGENT_MODEL_TOOL_CALLING_ENABLED</w:t>
+            </w:r>
+          </w:p>
+        </w:tc>
+        <w:tc>
+          <w:tcPr>
+            <w:tcW w:type="dxa" w:w="3137"/>
+          </w:tcPr>
+          <w:p>
+            <w:r>
+              <w:t>true</w:t>
+            </w:r>
+          </w:p>
+        </w:tc>
+        <w:tc>
+          <w:tcPr>
+            <w:tcW w:type="dxa" w:w="3137"/>
+          </w:tcPr>
+          <w:p>
+            <w:r>
+              <w:t>是否在非流式普通回复路径启用模型 tool calling；不影响默认流式首 token。</w:t>
+            </w:r>
+          </w:p>
+        </w:tc>
+      </w:tr>
+      <w:tr>
+        <w:trPr/>
+        <w:tc>
+          <w:tcPr>
+            <w:tcW w:type="dxa" w:w="3137"/>
+          </w:tcPr>
+          <w:p>
+            <w:r>
+              <w:t>AGENT_MODEL_TOOL_CALL_MAX_CALLS</w:t>
+            </w:r>
+          </w:p>
+        </w:tc>
+        <w:tc>
+          <w:tcPr>
+            <w:tcW w:type="dxa" w:w="3137"/>
+          </w:tcPr>
+          <w:p>
+            <w:r>
+              <w:t>2</w:t>
+            </w:r>
+          </w:p>
+        </w:tc>
+        <w:tc>
+          <w:tcPr>
+            <w:tcW w:type="dxa" w:w="3137"/>
+          </w:tcPr>
+          <w:p>
+            <w:r>
+              <w:t>单轮最多执行几个模型请求的本地工具，避免工具循环过长。</w:t>
             </w:r>
           </w:p>
         </w:tc>
@@ -12986,6 +13695,7 @@
         <w:rPr>
           <w:rFonts w:ascii="微软雅黑" w:hAnsi="微软雅黑" w:eastAsia="微软雅黑"/>
           <w:color w:val="1F4E79"/>
+          <w:sz w:val="22"/>
         </w:rPr>
         <w:t>10. 当前 RAG 状态</w:t>
       </w:r>
@@ -12996,21 +13706,1827 @@
       </w:pPr>
       <w:r>
         <w:rPr>
-          <w:rFonts w:ascii="微软雅黑" w:hAnsi="微软雅黑" w:eastAsia="微软雅黑"/>
-          <w:b w:val="0"/>
-          <w:sz w:val="21"/>
+          <w:rFonts w:ascii="Arial" w:hAnsi="Arial"/>
+          <w:sz w:val="22"/>
         </w:rPr>
-        <w:t>当前代码没有完整 RAG。File/ 目录中的文档没有进入检索链路，也没有向量库、embedding、top-k 召回或上下文注入。当前上下文来源是系统提示词、对话历史/记忆中枢、本地模板和后</w:t>
+        <w:t>当前代码已经接入轻量本地 RAG，代码位置是 Code/xiaoya_agent/retrieval/rag.py 和 xiaoya_agent.tools.local_tools.knowledge_retrieval。它会读取 File/ 目录中的 .pdf、.docx、.txt、.md 文件，抽取文本后切分成片段，在内存中缓存 TF-IDF 向量索引，并按用户输入做余弦相似度检索。这个 RAG 当前不使用外部 embedding 模型，也不额外调用大模型；它的作用是把相关资料片段注入 EnhancedChatAgent._create_response_stream() 的系统上下文，供 LLM-1 主回复参考。启动后首次检索会建立本地缓存；文件修改后会根据文件大小和修改时间自动重建缓存。</w:t>
       </w:r>
-      <w:bookmarkStart w:id="0" w:name="_GoBack"/>
-      <w:bookmarkEnd w:id="0"/>
+    </w:p>
+    <w:p>
+      <w:pPr>
+        <w:pStyle w:val="3"/>
+      </w:pPr>
       <w:r>
         <w:rPr>
-          <w:rFonts w:ascii="微软雅黑" w:hAnsi="微软雅黑" w:eastAsia="微软雅黑"/>
-          <w:b w:val="0"/>
-          <w:sz w:val="21"/>
+          <w:rFonts w:ascii="Arial" w:hAnsi="Arial"/>
+          <w:sz w:val="22"/>
         </w:rPr>
-        <w:t>台语义分析。</w:t>
+        <w:t>11. 提示词配置与多样化输出</w:t>
+      </w:r>
+    </w:p>
+    <w:p>
+      <w:r>
+        <w:rPr>
+          <w:rFonts w:ascii="Arial" w:hAnsi="Arial"/>
+          <w:sz w:val="22"/>
+        </w:rPr>
+        <w:t>当前代码已新增 Code/xiaoya_agent/prompts/runtime.py 作为提示词运行时配置层。默认配置来自 config.env 中的 PROMPT_PROFILE 和 OUTPUT_MODE；API 可在 /v1/psych/chat 请求体中传入 promptConfig，字段包括 promptProfile、outputMode、systemPrompt、extraInstructions。该配置会应用到当前 session agent，并在 SSE start 与 done.agentMeta 中返回实际使用的 promptProfile 和 outputMode。</w:t>
+      </w:r>
+    </w:p>
+    <w:p>
+      <w:r>
+        <w:rPr>
+          <w:rFonts w:ascii="Arial" w:hAnsi="Arial"/>
+          <w:sz w:val="22"/>
+        </w:rPr>
+        <w:t>这一步迁移的目的，是把“流程编排”和“提示词选择”分离：LangGraph 负责节点流程，xiaoya_agent.prompts.runtime 负责选择系统提示词和实时回复要求。后续如果要做提示词管理后台，只需要把 profile/mode 从代码注册表迁到数据库或配置中心，EnhancedChatAgent 的调用接口可以保持不变。</w:t>
+      </w:r>
+    </w:p>
+    <w:p>
+      <w:pPr>
+        <w:pStyle w:val="3"/>
+      </w:pPr>
+      <w:r>
+        <w:rPr>
+          <w:rFonts w:ascii="Arial" w:hAnsi="Arial"/>
+          <w:sz w:val="22"/>
+        </w:rPr>
+        <w:t>12. 会话运行时与 thread_id</w:t>
+      </w:r>
+    </w:p>
+    <w:p>
+      <w:r>
+        <w:rPr>
+          <w:rFonts w:ascii="Arial" w:hAnsi="Arial"/>
+          <w:sz w:val="22"/>
+        </w:rPr>
+        <w:t>API 入口现在把会话相关逻辑集中到 Code/xiaoya_agent/runtime/session.py。/v1/psych/chat 先取得 SessionManager，随后在每轮对话开始前调用 prepare_session_for_chat(session, data)，再进入 EnhancedChatAgent.stream_chat()。这样 API、LangGraph 编排层和底层智能体之间的职责边界更清楚。</w:t>
+      </w:r>
+    </w:p>
+    <w:tbl>
+      <w:tblPr>
+        <w:tblStyle w:val="33"/>
+        <w:tblW w:type="auto" w:w="0"/>
+        <w:tblLook w:firstColumn="1" w:firstRow="1" w:lastColumn="0" w:lastRow="0" w:noHBand="0" w:noVBand="1" w:val="04A0"/>
+      </w:tblPr>
+      <w:tblGrid>
+        <w:gridCol w:w="3137"/>
+        <w:gridCol w:w="3137"/>
+        <w:gridCol w:w="3137"/>
+      </w:tblGrid>
+      <w:tr>
+        <w:trPr/>
+        <w:tc>
+          <w:tcPr>
+            <w:tcW w:type="dxa" w:w="3137"/>
+          </w:tcPr>
+          <w:p>
+            <w:r>
+              <w:t>对象/函数</w:t>
+            </w:r>
+          </w:p>
+        </w:tc>
+        <w:tc>
+          <w:tcPr>
+            <w:tcW w:type="dxa" w:w="3137"/>
+          </w:tcPr>
+          <w:p>
+            <w:r>
+              <w:t>当前作用</w:t>
+            </w:r>
+          </w:p>
+        </w:tc>
+        <w:tc>
+          <w:tcPr>
+            <w:tcW w:type="dxa" w:w="3137"/>
+          </w:tcPr>
+          <w:p>
+            <w:r>
+              <w:t>对流程的影响</w:t>
+            </w:r>
+          </w:p>
+        </w:tc>
+      </w:tr>
+      <w:tr>
+        <w:trPr/>
+        <w:tc>
+          <w:tcPr>
+            <w:tcW w:type="dxa" w:w="3137"/>
+          </w:tcPr>
+          <w:p>
+            <w:r>
+              <w:t>SessionManager</w:t>
+            </w:r>
+          </w:p>
+        </w:tc>
+        <w:tc>
+          <w:tcPr>
+            <w:tcW w:type="dxa" w:w="3137"/>
+          </w:tcPr>
+          <w:p>
+            <w:r>
+              <w:t>保存 session_id、thread_id、data_dir、agent、last_access 和会话锁。</w:t>
+            </w:r>
+          </w:p>
+        </w:tc>
+        <w:tc>
+          <w:tcPr>
+            <w:tcW w:type="dxa" w:w="3137"/>
+          </w:tcPr>
+          <w:p>
+            <w:r>
+              <w:t>保证同一个 sessionId 复用同一个 EnhancedChatAgent，并用锁串行处理同一会话的流式请求。</w:t>
+            </w:r>
+          </w:p>
+        </w:tc>
+      </w:tr>
+      <w:tr>
+        <w:trPr/>
+        <w:tc>
+          <w:tcPr>
+            <w:tcW w:type="dxa" w:w="3137"/>
+          </w:tcPr>
+          <w:p>
+            <w:r>
+              <w:t>sanitize_session_id() / build_thread_id()</w:t>
+            </w:r>
+          </w:p>
+        </w:tc>
+        <w:tc>
+          <w:tcPr>
+            <w:tcW w:type="dxa" w:w="3137"/>
+          </w:tcPr>
+          <w:p>
+            <w:r>
+              <w:t>把外部 sessionId 规范化为可用于目录名和 LangGraph thread_id 的稳定字符串。</w:t>
+            </w:r>
+          </w:p>
+        </w:tc>
+        <w:tc>
+          <w:tcPr>
+            <w:tcW w:type="dxa" w:w="3137"/>
+          </w:tcPr>
+          <w:p>
+            <w:r>
+              <w:t>避免特殊字符破坏本地路径，同时让 LangGraph 每轮调用都有稳定 thread_id。</w:t>
+            </w:r>
+          </w:p>
+        </w:tc>
+      </w:tr>
+      <w:tr>
+        <w:trPr/>
+        <w:tc>
+          <w:tcPr>
+            <w:tcW w:type="dxa" w:w="3137"/>
+          </w:tcPr>
+          <w:p>
+            <w:r>
+              <w:t>get_or_create_session()</w:t>
+            </w:r>
+          </w:p>
+        </w:tc>
+        <w:tc>
+          <w:tcPr>
+            <w:tcW w:type="dxa" w:w="3137"/>
+          </w:tcPr>
+          <w:p>
+            <w:r>
+              <w:t>创建或复用会话，数据目录为 data/sessions/&lt;safe_session_id&gt;，并初始化 agent.graph_thread_id。</w:t>
+            </w:r>
+          </w:p>
+        </w:tc>
+        <w:tc>
+          <w:tcPr>
+            <w:tcW w:type="dxa" w:w="3137"/>
+          </w:tcPr>
+          <w:p>
+            <w:r>
+              <w:t>API 不再直接管理全局 agent 字典，便于后续替换为数据库、Redis 或 LangGraph checkpointer/store。</w:t>
+            </w:r>
+          </w:p>
+        </w:tc>
+      </w:tr>
+      <w:tr>
+        <w:trPr/>
+        <w:tc>
+          <w:tcPr>
+            <w:tcW w:type="dxa" w:w="3137"/>
+          </w:tcPr>
+          <w:p>
+            <w:r>
+              <w:t>prepare_session_for_chat()</w:t>
+            </w:r>
+          </w:p>
+        </w:tc>
+        <w:tc>
+          <w:tcPr>
+            <w:tcW w:type="dxa" w:w="3137"/>
+          </w:tcPr>
+          <w:p>
+            <w:r>
+              <w:t>同步移植阶段、应用 promptConfig、按请求 history 重建对话历史，并刷新 agent.graph_thread_id。</w:t>
+            </w:r>
+          </w:p>
+        </w:tc>
+        <w:tc>
+          <w:tcPr>
+            <w:tcW w:type="dxa" w:w="3137"/>
+          </w:tcPr>
+          <w:p>
+            <w:r>
+              <w:t>确保 API 调用路径和命令行路径最终都进入同一个 stream_chat 核心，同时 API 可以按会话动态改变提示词和输出模式。</w:t>
+            </w:r>
+          </w:p>
+        </w:tc>
+      </w:tr>
+      <w:tr>
+        <w:trPr/>
+        <w:tc>
+          <w:tcPr>
+            <w:tcW w:type="dxa" w:w="3137"/>
+          </w:tcPr>
+          <w:p>
+            <w:r>
+              <w:t>xiaoya_agent.graph.turn_graph.prepare_stream_turn()</w:t>
+            </w:r>
+          </w:p>
+        </w:tc>
+        <w:tc>
+          <w:tcPr>
+            <w:tcW w:type="dxa" w:w="3137"/>
+          </w:tcPr>
+          <w:p>
+            <w:r>
+              <w:t>调用 graph.invoke(..., config={"configurable": {"thread_id": thread_id}})。</w:t>
+            </w:r>
+          </w:p>
+        </w:tc>
+        <w:tc>
+          <w:tcPr>
+            <w:tcW w:type="dxa" w:w="3137"/>
+          </w:tcPr>
+          <w:p>
+            <w:r>
+              <w:t>当前 LangGraph 尚未接入持久化 checkpointer，但 thread_id 已经传入，后续接入时不需要改变 API 入参。</w:t>
+            </w:r>
+          </w:p>
+        </w:tc>
+      </w:tr>
+    </w:tbl>
+    <w:p>
+      <w:r>
+        <w:rPr>
+          <w:rFonts w:ascii="Arial" w:hAnsi="Arial"/>
+          <w:sz w:val="22"/>
+        </w:rPr>
+        <w:t>需要注意：当前会话持久化仍然以 EnhancedChatAgent 的 JSON 文件为主，包括 chat_history.json、user_state.json、energy_progress.json 和 crisis_history.json。thread_id 目前主要用于把 API session 与 LangGraph 配置对齐，是后续接入 LangGraph checkpointer 或 store 的预留入口。</w:t>
+      </w:r>
+    </w:p>
+    <w:p>
+      <w:r>
+        <w:rPr>
+          <w:rFonts w:ascii="Arial" w:hAnsi="Arial"/>
+          <w:sz w:val="22"/>
+        </w:rPr>
+        <w:t>API start 事件和 done.agentMeta 会返回 sessionId、threadId、stage、promptProfile、outputMode。前端或联调日志可以根据这些字段确认本轮实际使用的会话、患者阶段和提示词配置。 done.agentMeta 还会返回 toolTrace，便于确认本轮是否用了 RAG、移植场景工具或模型 tool calling。</w:t>
+      </w:r>
+    </w:p>
+    <w:p>
+      <w:pPr>
+        <w:pStyle w:val="3"/>
+      </w:pPr>
+      <w:r>
+        <w:rPr>
+          <w:rFonts w:ascii="Arial" w:hAnsi="Arial"/>
+          <w:sz w:val="22"/>
+        </w:rPr>
+        <w:t>13. LangGraph 本地工具层</w:t>
+      </w:r>
+    </w:p>
+    <w:p>
+      <w:r>
+        <w:rPr>
+          <w:rFonts w:ascii="Arial" w:hAnsi="Arial"/>
+          <w:sz w:val="22"/>
+        </w:rPr>
+        <w:t>当前迁移已经增加 Code/xiaoya_agent/tools/local_tools.py。该文件把若干确定性能力注册为 LangChain/LangGraph 工具，供 turn_graph.prepare_turn 节点调用。工具层的目标是让项目具备清晰的 agent 工具体系，同时保持主回复速度：这些工具不调用大模型，不等待网络请求。</w:t>
+      </w:r>
+    </w:p>
+    <w:tbl>
+      <w:tblPr>
+        <w:tblStyle w:val="33"/>
+        <w:tblW w:type="auto" w:w="0"/>
+        <w:tblLook w:firstColumn="1" w:firstRow="1" w:lastColumn="0" w:lastRow="0" w:noHBand="0" w:noVBand="1" w:val="04A0"/>
+      </w:tblPr>
+      <w:tblGrid>
+        <w:gridCol w:w="2353"/>
+        <w:gridCol w:w="2353"/>
+        <w:gridCol w:w="2353"/>
+        <w:gridCol w:w="2353"/>
+      </w:tblGrid>
+      <w:tr>
+        <w:trPr>
+          <w:cantSplit/>
+        </w:trPr>
+        <w:tc>
+          <w:tcPr>
+            <w:tcW w:type="dxa" w:w="2353"/>
+          </w:tcPr>
+          <w:p>
+            <w:r>
+              <w:t>工具</w:t>
+            </w:r>
+          </w:p>
+        </w:tc>
+        <w:tc>
+          <w:tcPr>
+            <w:tcW w:type="dxa" w:w="2353"/>
+          </w:tcPr>
+          <w:p>
+            <w:r>
+              <w:t>代码位置</w:t>
+            </w:r>
+          </w:p>
+        </w:tc>
+        <w:tc>
+          <w:tcPr>
+            <w:tcW w:type="dxa" w:w="2353"/>
+          </w:tcPr>
+          <w:p>
+            <w:r>
+              <w:t>作用</w:t>
+            </w:r>
+          </w:p>
+        </w:tc>
+        <w:tc>
+          <w:tcPr>
+            <w:tcW w:type="dxa" w:w="2353"/>
+          </w:tcPr>
+          <w:p>
+            <w:r>
+              <w:t>是否调用 LLM</w:t>
+            </w:r>
+          </w:p>
+        </w:tc>
+      </w:tr>
+      <w:tr>
+        <w:trPr>
+          <w:cantSplit/>
+        </w:trPr>
+        <w:tc>
+          <w:tcPr>
+            <w:tcW w:type="dxa" w:w="2353"/>
+          </w:tcPr>
+          <w:p>
+            <w:r>
+              <w:t>medical_red_flag_scan</w:t>
+            </w:r>
+          </w:p>
+        </w:tc>
+        <w:tc>
+          <w:tcPr>
+            <w:tcW w:type="dxa" w:w="2353"/>
+          </w:tcPr>
+          <w:p>
+            <w:r>
+              <w:t>Code/xiaoya_agent/tools/local_tools.py</w:t>
+            </w:r>
+          </w:p>
+        </w:tc>
+        <w:tc>
+          <w:tcPr>
+            <w:tcW w:type="dxa" w:w="2353"/>
+          </w:tcPr>
+          <w:p>
+            <w:r>
+              <w:t>快速检查移植病房身体红旗词，命中后交给 evaluate_safety 优先提示联系护士或医生。</w:t>
+            </w:r>
+          </w:p>
+        </w:tc>
+        <w:tc>
+          <w:tcPr>
+            <w:tcW w:type="dxa" w:w="2353"/>
+          </w:tcPr>
+          <w:p>
+            <w:r>
+              <w:t>否</w:t>
+            </w:r>
+          </w:p>
+        </w:tc>
+      </w:tr>
+      <w:tr>
+        <w:trPr>
+          <w:cantSplit/>
+        </w:trPr>
+        <w:tc>
+          <w:tcPr>
+            <w:tcW w:type="dxa" w:w="2353"/>
+          </w:tcPr>
+          <w:p>
+            <w:r>
+              <w:t>transplant_context_lookup</w:t>
+            </w:r>
+          </w:p>
+        </w:tc>
+        <w:tc>
+          <w:tcPr>
+            <w:tcW w:type="dxa" w:w="2353"/>
+          </w:tcPr>
+          <w:p>
+            <w:r>
+              <w:t>Code/xiaoya_agent/tools/local_tools.py</w:t>
+            </w:r>
+          </w:p>
+        </w:tc>
+        <w:tc>
+          <w:tcPr>
+            <w:tcW w:type="dxa" w:w="2353"/>
+          </w:tcPr>
+          <w:p>
+            <w:r>
+              <w:t>根据用户文本、当前分期和情绪强度查找移植阶段、场景和模板素材，供 LLM-1 主回复自然参考。</w:t>
+            </w:r>
+          </w:p>
+        </w:tc>
+        <w:tc>
+          <w:tcPr>
+            <w:tcW w:type="dxa" w:w="2353"/>
+          </w:tcPr>
+          <w:p>
+            <w:r>
+              <w:t>否</w:t>
+            </w:r>
+          </w:p>
+        </w:tc>
+      </w:tr>
+      <w:tr>
+        <w:trPr>
+          <w:cantSplit/>
+        </w:trPr>
+        <w:tc>
+          <w:tcPr>
+            <w:tcW w:type="dxa" w:w="2353"/>
+          </w:tcPr>
+          <w:p>
+            <w:r>
+              <w:t>conversation_state_snapshot</w:t>
+            </w:r>
+          </w:p>
+        </w:tc>
+        <w:tc>
+          <w:tcPr>
+            <w:tcW w:type="dxa" w:w="2353"/>
+          </w:tcPr>
+          <w:p>
+            <w:r>
+              <w:t>Code/xiaoya_agent/tools/local_tools.py</w:t>
+            </w:r>
+          </w:p>
+        </w:tc>
+        <w:tc>
+          <w:tcPr>
+            <w:tcW w:type="dxa" w:w="2353"/>
+          </w:tcPr>
+          <w:p>
+            <w:r>
+              <w:t>记录本轮可观测会话状态，包括当前分期、历史长度、是否已有 memory_core，便于图节点追踪。</w:t>
+            </w:r>
+          </w:p>
+        </w:tc>
+        <w:tc>
+          <w:tcPr>
+            <w:tcW w:type="dxa" w:w="2353"/>
+          </w:tcPr>
+          <w:p>
+            <w:r>
+              <w:t>否</w:t>
+            </w:r>
+          </w:p>
+        </w:tc>
+      </w:tr>
+      <w:tr>
+        <w:trPr>
+          <w:cantSplit/>
+        </w:trPr>
+        <w:tc>
+          <w:tcPr>
+            <w:tcW w:type="dxa" w:w="2353"/>
+          </w:tcPr>
+          <w:p>
+            <w:r>
+              <w:t>knowledge_retrieval</w:t>
+            </w:r>
+          </w:p>
+        </w:tc>
+        <w:tc>
+          <w:tcPr>
+            <w:tcW w:type="dxa" w:w="2353"/>
+          </w:tcPr>
+          <w:p>
+            <w:r>
+              <w:t>Code/xiaoya_agent/tools/local_tools.py + Code/xiaoya_agent/retrieval/rag.py</w:t>
+            </w:r>
+          </w:p>
+        </w:tc>
+        <w:tc>
+          <w:tcPr>
+            <w:tcW w:type="dxa" w:w="2353"/>
+          </w:tcPr>
+          <w:p>
+            <w:r>
+              <w:t>从 File/ 本地资料中检索相关片段，使用 TF-IDF 向量索引排序，并把 context 注入 response_context，供 LLM-1 主回复参考。</w:t>
+            </w:r>
+          </w:p>
+        </w:tc>
+        <w:tc>
+          <w:tcPr>
+            <w:tcW w:type="dxa" w:w="2353"/>
+          </w:tcPr>
+          <w:p>
+            <w:r>
+              <w:t>否</w:t>
+            </w:r>
+          </w:p>
+        </w:tc>
+      </w:tr>
+    </w:tbl>
+    <w:p>
+      <w:r>
+        <w:rPr>
+          <w:rFonts w:ascii="Arial" w:hAnsi="Arial"/>
+          <w:sz w:val="22"/>
+        </w:rPr>
+        <w:t>当前默认流式主路径仍由系统节点主动调用工具，保证首 token 速度稳定；非流式普通回复路径已经接入模型 tool calling，模型可按需选择白名单内的本地工具。每轮工具执行会生成 tool_trace，写入 last_result、assistant metadata 和 API agentMeta.toolTrace。</w:t>
+      </w:r>
+    </w:p>
+    <w:p>
+      <w:pPr>
+        <w:pStyle w:val="3"/>
+      </w:pPr>
+      <w:r>
+        <w:rPr>
+          <w:rFonts w:ascii="Arial" w:hAnsi="Arial"/>
+          <w:sz w:val="22"/>
+        </w:rPr>
+        <w:t>14. 模型工具调用</w:t>
+      </w:r>
+    </w:p>
+    <w:p>
+      <w:r>
+        <w:rPr>
+          <w:rFonts w:ascii="Arial" w:hAnsi="Arial"/>
+          <w:sz w:val="22"/>
+        </w:rPr>
+        <w:t>当前代码已经加入非流式模型 tool calling：入口是 EnhancedChatAgent._generate_response_with_model_tools()，工具定义来自 xiaoya_agent.tools.local_tools.get_model_tool_definitions()，执行由 xiaoya_agent.tools.local_tools.execute_model_tool_call() 完成。支持 knowledge_retrieval、transplant_context_lookup、medical_red_flag_scan、conversation_state_snapshot；执行摘要记录在 EnhancedChatAgent.last_tool_trace。</w:t>
+      </w:r>
+    </w:p>
+    <w:tbl>
+      <w:tblPr>
+        <w:tblStyle w:val="33"/>
+        <w:tblW w:type="auto" w:w="0"/>
+        <w:tblLook w:firstColumn="1" w:firstRow="1" w:lastColumn="0" w:lastRow="0" w:noHBand="0" w:noVBand="1" w:val="04A0"/>
+      </w:tblPr>
+      <w:tblGrid>
+        <w:gridCol w:w="2353"/>
+        <w:gridCol w:w="2353"/>
+        <w:gridCol w:w="2353"/>
+        <w:gridCol w:w="2353"/>
+      </w:tblGrid>
+      <w:tr>
+        <w:trPr/>
+        <w:tc>
+          <w:tcPr>
+            <w:tcW w:type="dxa" w:w="2353"/>
+          </w:tcPr>
+          <w:p>
+            <w:r>
+              <w:t>阶段</w:t>
+            </w:r>
+          </w:p>
+        </w:tc>
+        <w:tc>
+          <w:tcPr>
+            <w:tcW w:type="dxa" w:w="2353"/>
+          </w:tcPr>
+          <w:p>
+            <w:r>
+              <w:t>代码位置</w:t>
+            </w:r>
+          </w:p>
+        </w:tc>
+        <w:tc>
+          <w:tcPr>
+            <w:tcW w:type="dxa" w:w="2353"/>
+          </w:tcPr>
+          <w:p>
+            <w:r>
+              <w:t>说明</w:t>
+            </w:r>
+          </w:p>
+        </w:tc>
+        <w:tc>
+          <w:tcPr>
+            <w:tcW w:type="dxa" w:w="2353"/>
+          </w:tcPr>
+          <w:p>
+            <w:r>
+              <w:t>是否增加首 token 等待</w:t>
+            </w:r>
+          </w:p>
+        </w:tc>
+      </w:tr>
+      <w:tr>
+        <w:trPr/>
+        <w:tc>
+          <w:tcPr>
+            <w:tcW w:type="dxa" w:w="2353"/>
+          </w:tcPr>
+          <w:p>
+            <w:r>
+              <w:t>模型决定工具</w:t>
+            </w:r>
+          </w:p>
+        </w:tc>
+        <w:tc>
+          <w:tcPr>
+            <w:tcW w:type="dxa" w:w="2353"/>
+          </w:tcPr>
+          <w:p>
+            <w:r>
+              <w:t>EnhancedChatAgent._generate_response_with_model_tools</w:t>
+            </w:r>
+          </w:p>
+        </w:tc>
+        <w:tc>
+          <w:tcPr>
+            <w:tcW w:type="dxa" w:w="2353"/>
+          </w:tcPr>
+          <w:p>
+            <w:r>
+              <w:t>非流式普通回复先向模型提供 tools 定义，由模型决定是否发起 tool_calls。</w:t>
+            </w:r>
+          </w:p>
+        </w:tc>
+        <w:tc>
+          <w:tcPr>
+            <w:tcW w:type="dxa" w:w="2353"/>
+          </w:tcPr>
+          <w:p>
+            <w:r>
+              <w:t>不影响流式主路径</w:t>
+            </w:r>
+          </w:p>
+        </w:tc>
+      </w:tr>
+      <w:tr>
+        <w:trPr/>
+        <w:tc>
+          <w:tcPr>
+            <w:tcW w:type="dxa" w:w="2353"/>
+          </w:tcPr>
+          <w:p>
+            <w:r>
+              <w:t>执行本地工具</w:t>
+            </w:r>
+          </w:p>
+        </w:tc>
+        <w:tc>
+          <w:tcPr>
+            <w:tcW w:type="dxa" w:w="2353"/>
+          </w:tcPr>
+          <w:p>
+            <w:r>
+              <w:t>xiaoya_agent.tools.local_tools.execute_model_tool_call</w:t>
+            </w:r>
+          </w:p>
+        </w:tc>
+        <w:tc>
+          <w:tcPr>
+            <w:tcW w:type="dxa" w:w="2353"/>
+          </w:tcPr>
+          <w:p>
+            <w:r>
+              <w:t>解析模型给出的函数名和参数，只允许执行白名单内的本地工具。</w:t>
+            </w:r>
+          </w:p>
+        </w:tc>
+        <w:tc>
+          <w:tcPr>
+            <w:tcW w:type="dxa" w:w="2353"/>
+          </w:tcPr>
+          <w:p>
+            <w:r>
+              <w:t>否</w:t>
+            </w:r>
+          </w:p>
+        </w:tc>
+      </w:tr>
+      <w:tr>
+        <w:trPr/>
+        <w:tc>
+          <w:tcPr>
+            <w:tcW w:type="dxa" w:w="2353"/>
+          </w:tcPr>
+          <w:p>
+            <w:r>
+              <w:t>二次生成回复</w:t>
+            </w:r>
+          </w:p>
+        </w:tc>
+        <w:tc>
+          <w:tcPr>
+            <w:tcW w:type="dxa" w:w="2353"/>
+          </w:tcPr>
+          <w:p>
+            <w:r>
+              <w:t>EnhancedChatAgent._generate_response_with_model_tools</w:t>
+            </w:r>
+          </w:p>
+        </w:tc>
+        <w:tc>
+          <w:tcPr>
+            <w:tcW w:type="dxa" w:w="2353"/>
+          </w:tcPr>
+          <w:p>
+            <w:r>
+              <w:t>把 role=tool 的工具结果放回 messages，再调用模型生成最终回复。</w:t>
+            </w:r>
+          </w:p>
+        </w:tc>
+        <w:tc>
+          <w:tcPr>
+            <w:tcW w:type="dxa" w:w="2353"/>
+          </w:tcPr>
+          <w:p>
+            <w:r>
+              <w:t>仅非流式路径增加</w:t>
+            </w:r>
+          </w:p>
+        </w:tc>
+      </w:tr>
+      <w:tr>
+        <w:trPr/>
+        <w:tc>
+          <w:tcPr>
+            <w:tcW w:type="dxa" w:w="2353"/>
+          </w:tcPr>
+          <w:p>
+            <w:r>
+              <w:t>流式主路径</w:t>
+            </w:r>
+          </w:p>
+        </w:tc>
+        <w:tc>
+          <w:tcPr>
+            <w:tcW w:type="dxa" w:w="2353"/>
+          </w:tcPr>
+          <w:p>
+            <w:r>
+              <w:t>turn_graph.prepare_turn 节点</w:t>
+            </w:r>
+          </w:p>
+        </w:tc>
+        <w:tc>
+          <w:tcPr>
+            <w:tcW w:type="dxa" w:w="2353"/>
+          </w:tcPr>
+          <w:p>
+            <w:r>
+              <w:t>默认流式路径仍由系统节点调用本地工具，不让模型先选择工具。</w:t>
+            </w:r>
+          </w:p>
+        </w:tc>
+        <w:tc>
+          <w:tcPr>
+            <w:tcW w:type="dxa" w:w="2353"/>
+          </w:tcPr>
+          <w:p>
+            <w:r>
+              <w:t>否</w:t>
+            </w:r>
+          </w:p>
+        </w:tc>
+      </w:tr>
+    </w:tbl>
+    <w:p>
+      <w:pPr>
+        <w:pStyle w:val="3"/>
+      </w:pPr>
+      <w:r>
+        <w:rPr>
+          <w:rFonts w:ascii="Microsoft YaHei" w:hAnsi="Microsoft YaHei" w:eastAsia="Microsoft YaHei"/>
+        </w:rPr>
+        <w:t>15. 提示词热更新与版本对比</w:t>
+      </w:r>
+    </w:p>
+    <w:p>
+      <w:r>
+        <w:rPr>
+          <w:rFonts w:ascii="Microsoft YaHei" w:hAnsi="Microsoft YaHei" w:eastAsia="Microsoft YaHei"/>
+        </w:rPr>
+        <w:t>当前提示词配置由 Code/xiaoya_agent/prompts/runtime.py 统一管理。内置 PROMPT_PROFILE 和 OUTPUT_MODE 仍然可用；当 data/prompt_registry.json 存在时，运行时会优先读取该文件中的 profile、output mode 和 settings。resolve_prompt_runtime_config() 每次解析都会检查配置文件修改时间，因此通过 API 更新提示词后，下一轮对话会自动使用新版本，不需要重启 API 服务。</w:t>
+      </w:r>
+    </w:p>
+    <w:tbl>
+      <w:tblPr>
+        <w:tblStyle w:val="33"/>
+        <w:tblW w:type="auto" w:w="0"/>
+        <w:tblLook w:firstColumn="1" w:firstRow="1" w:lastColumn="0" w:lastRow="0" w:noHBand="0" w:noVBand="1" w:val="04A0"/>
+      </w:tblPr>
+      <w:tblGrid>
+        <w:gridCol w:w="3137"/>
+        <w:gridCol w:w="3137"/>
+        <w:gridCol w:w="3137"/>
+      </w:tblGrid>
+      <w:tr>
+        <w:tc>
+          <w:tcPr>
+            <w:tcW w:type="dxa" w:w="3137"/>
+          </w:tcPr>
+          <w:p>
+            <w:r>
+              <w:rPr>
+                <w:rFonts w:ascii="Microsoft YaHei" w:hAnsi="Microsoft YaHei" w:eastAsia="Microsoft YaHei"/>
+              </w:rPr>
+              <w:t>能力</w:t>
+            </w:r>
+          </w:p>
+        </w:tc>
+        <w:tc>
+          <w:tcPr>
+            <w:tcW w:type="dxa" w:w="3137"/>
+          </w:tcPr>
+          <w:p>
+            <w:r>
+              <w:rPr>
+                <w:rFonts w:ascii="Microsoft YaHei" w:hAnsi="Microsoft YaHei" w:eastAsia="Microsoft YaHei"/>
+              </w:rPr>
+              <w:t>代码位置 / 接口</w:t>
+            </w:r>
+          </w:p>
+        </w:tc>
+        <w:tc>
+          <w:tcPr>
+            <w:tcW w:type="dxa" w:w="3137"/>
+          </w:tcPr>
+          <w:p>
+            <w:r>
+              <w:rPr>
+                <w:rFonts w:ascii="Microsoft YaHei" w:hAnsi="Microsoft YaHei" w:eastAsia="Microsoft YaHei"/>
+              </w:rPr>
+              <w:t>说明</w:t>
+            </w:r>
+          </w:p>
+        </w:tc>
+      </w:tr>
+      <w:tr>
+        <w:tc>
+          <w:tcPr>
+            <w:tcW w:type="dxa" w:w="3137"/>
+          </w:tcPr>
+          <w:p>
+            <w:r>
+              <w:rPr>
+                <w:rFonts w:ascii="Microsoft YaHei" w:hAnsi="Microsoft YaHei" w:eastAsia="Microsoft YaHei"/>
+              </w:rPr>
+              <w:t>查看全部配置</w:t>
+            </w:r>
+          </w:p>
+        </w:tc>
+        <w:tc>
+          <w:tcPr>
+            <w:tcW w:type="dxa" w:w="3137"/>
+          </w:tcPr>
+          <w:p>
+            <w:r>
+              <w:rPr>
+                <w:rFonts w:ascii="Microsoft YaHei" w:hAnsi="Microsoft YaHei" w:eastAsia="Microsoft YaHei"/>
+              </w:rPr>
+              <w:t>GET /v1/prompts</w:t>
+            </w:r>
+          </w:p>
+        </w:tc>
+        <w:tc>
+          <w:tcPr>
+            <w:tcW w:type="dxa" w:w="3137"/>
+          </w:tcPr>
+          <w:p>
+            <w:r>
+              <w:rPr>
+                <w:rFonts w:ascii="Microsoft YaHei" w:hAnsi="Microsoft YaHei" w:eastAsia="Microsoft YaHei"/>
+              </w:rPr>
+              <w:t>返回 profiles、outputModes、settings、当前版本和历史记录；includeHistory=false 时只返回当前配置。</w:t>
+            </w:r>
+          </w:p>
+        </w:tc>
+      </w:tr>
+      <w:tr>
+        <w:tc>
+          <w:tcPr>
+            <w:tcW w:type="dxa" w:w="3137"/>
+          </w:tcPr>
+          <w:p>
+            <w:r>
+              <w:rPr>
+                <w:rFonts w:ascii="Microsoft YaHei" w:hAnsi="Microsoft YaHei" w:eastAsia="Microsoft YaHei"/>
+              </w:rPr>
+              <w:t>热切默认配置</w:t>
+            </w:r>
+          </w:p>
+        </w:tc>
+        <w:tc>
+          <w:tcPr>
+            <w:tcW w:type="dxa" w:w="3137"/>
+          </w:tcPr>
+          <w:p>
+            <w:r>
+              <w:rPr>
+                <w:rFonts w:ascii="Microsoft YaHei" w:hAnsi="Microsoft YaHei" w:eastAsia="Microsoft YaHei"/>
+              </w:rPr>
+              <w:t>PATCH /v1/prompts/settings</w:t>
+            </w:r>
+          </w:p>
+        </w:tc>
+        <w:tc>
+          <w:tcPr>
+            <w:tcW w:type="dxa" w:w="3137"/>
+          </w:tcPr>
+          <w:p>
+            <w:r>
+              <w:rPr>
+                <w:rFonts w:ascii="Microsoft YaHei" w:hAnsi="Microsoft YaHei" w:eastAsia="Microsoft YaHei"/>
+              </w:rPr>
+              <w:t>可设置 defaultProfile 和 defaultOutputMode；不改 config.env，也不需要重启。</w:t>
+            </w:r>
+          </w:p>
+        </w:tc>
+      </w:tr>
+      <w:tr>
+        <w:tc>
+          <w:tcPr>
+            <w:tcW w:type="dxa" w:w="3137"/>
+          </w:tcPr>
+          <w:p>
+            <w:r>
+              <w:rPr>
+                <w:rFonts w:ascii="Microsoft YaHei" w:hAnsi="Microsoft YaHei" w:eastAsia="Microsoft YaHei"/>
+              </w:rPr>
+              <w:t>查看单个 profile</w:t>
+            </w:r>
+          </w:p>
+        </w:tc>
+        <w:tc>
+          <w:tcPr>
+            <w:tcW w:type="dxa" w:w="3137"/>
+          </w:tcPr>
+          <w:p>
+            <w:r>
+              <w:rPr>
+                <w:rFonts w:ascii="Microsoft YaHei" w:hAnsi="Microsoft YaHei" w:eastAsia="Microsoft YaHei"/>
+              </w:rPr>
+              <w:t>GET /v1/prompts/profiles/&lt;profile&gt;</w:t>
+            </w:r>
+          </w:p>
+        </w:tc>
+        <w:tc>
+          <w:tcPr>
+            <w:tcW w:type="dxa" w:w="3137"/>
+          </w:tcPr>
+          <w:p>
+            <w:r>
+              <w:rPr>
+                <w:rFonts w:ascii="Microsoft YaHei" w:hAnsi="Microsoft YaHei" w:eastAsia="Microsoft YaHei"/>
+              </w:rPr>
+              <w:t>查看单个 profile 的内容、版本和历史。</w:t>
+            </w:r>
+          </w:p>
+        </w:tc>
+      </w:tr>
+      <w:tr>
+        <w:tc>
+          <w:tcPr>
+            <w:tcW w:type="dxa" w:w="3137"/>
+          </w:tcPr>
+          <w:p>
+            <w:r>
+              <w:rPr>
+                <w:rFonts w:ascii="Microsoft YaHei" w:hAnsi="Microsoft YaHei" w:eastAsia="Microsoft YaHei"/>
+              </w:rPr>
+              <w:t>热更新 profile</w:t>
+            </w:r>
+          </w:p>
+        </w:tc>
+        <w:tc>
+          <w:tcPr>
+            <w:tcW w:type="dxa" w:w="3137"/>
+          </w:tcPr>
+          <w:p>
+            <w:r>
+              <w:rPr>
+                <w:rFonts w:ascii="Microsoft YaHei" w:hAnsi="Microsoft YaHei" w:eastAsia="Microsoft YaHei"/>
+              </w:rPr>
+              <w:t>PUT /v1/prompts/profiles/&lt;profile&gt;</w:t>
+            </w:r>
+          </w:p>
+        </w:tc>
+        <w:tc>
+          <w:tcPr>
+            <w:tcW w:type="dxa" w:w="3137"/>
+          </w:tcPr>
+          <w:p>
+            <w:r>
+              <w:rPr>
+                <w:rFonts w:ascii="Microsoft YaHei" w:hAnsi="Microsoft YaHei" w:eastAsia="Microsoft YaHei"/>
+              </w:rPr>
+              <w:t>body 传 content，可新增或更新 profile 后缀提示词；写入 data/prompt_registry.json。</w:t>
+            </w:r>
+          </w:p>
+        </w:tc>
+      </w:tr>
+      <w:tr>
+        <w:tc>
+          <w:tcPr>
+            <w:tcW w:type="dxa" w:w="3137"/>
+          </w:tcPr>
+          <w:p>
+            <w:r>
+              <w:rPr>
+                <w:rFonts w:ascii="Microsoft YaHei" w:hAnsi="Microsoft YaHei" w:eastAsia="Microsoft YaHei"/>
+              </w:rPr>
+              <w:t>回滚 profile</w:t>
+            </w:r>
+          </w:p>
+        </w:tc>
+        <w:tc>
+          <w:tcPr>
+            <w:tcW w:type="dxa" w:w="3137"/>
+          </w:tcPr>
+          <w:p>
+            <w:r>
+              <w:rPr>
+                <w:rFonts w:ascii="Microsoft YaHei" w:hAnsi="Microsoft YaHei" w:eastAsia="Microsoft YaHei"/>
+              </w:rPr>
+              <w:t>POST /v1/prompts/profiles/&lt;profile&gt;/rollback</w:t>
+            </w:r>
+          </w:p>
+        </w:tc>
+        <w:tc>
+          <w:tcPr>
+            <w:tcW w:type="dxa" w:w="3137"/>
+          </w:tcPr>
+          <w:p>
+            <w:r>
+              <w:rPr>
+                <w:rFonts w:ascii="Microsoft YaHei" w:hAnsi="Microsoft YaHei" w:eastAsia="Microsoft YaHei"/>
+              </w:rPr>
+              <w:t>body 传 version，将指定历史版本复制为一个新版本并立即热生效。</w:t>
+            </w:r>
+          </w:p>
+        </w:tc>
+      </w:tr>
+      <w:tr>
+        <w:tc>
+          <w:tcPr>
+            <w:tcW w:type="dxa" w:w="3137"/>
+          </w:tcPr>
+          <w:p>
+            <w:r>
+              <w:rPr>
+                <w:rFonts w:ascii="Microsoft YaHei" w:hAnsi="Microsoft YaHei" w:eastAsia="Microsoft YaHei"/>
+              </w:rPr>
+              <w:t>删除或重置 profile</w:t>
+            </w:r>
+          </w:p>
+        </w:tc>
+        <w:tc>
+          <w:tcPr>
+            <w:tcW w:type="dxa" w:w="3137"/>
+          </w:tcPr>
+          <w:p>
+            <w:r>
+              <w:rPr>
+                <w:rFonts w:ascii="Microsoft YaHei" w:hAnsi="Microsoft YaHei" w:eastAsia="Microsoft YaHei"/>
+              </w:rPr>
+              <w:t>DELETE /v1/prompts/profiles/&lt;profile&gt;</w:t>
+            </w:r>
+          </w:p>
+        </w:tc>
+        <w:tc>
+          <w:tcPr>
+            <w:tcW w:type="dxa" w:w="3137"/>
+          </w:tcPr>
+          <w:p>
+            <w:r>
+              <w:rPr>
+                <w:rFonts w:ascii="Microsoft YaHei" w:hAnsi="Microsoft YaHei" w:eastAsia="Microsoft YaHei"/>
+              </w:rPr>
+              <w:t>自定义 profile 会删除；内置 profile 会重置为内置默认内容。</w:t>
+            </w:r>
+          </w:p>
+        </w:tc>
+      </w:tr>
+      <w:tr>
+        <w:tc>
+          <w:tcPr>
+            <w:tcW w:type="dxa" w:w="3137"/>
+          </w:tcPr>
+          <w:p>
+            <w:r>
+              <w:rPr>
+                <w:rFonts w:ascii="Microsoft YaHei" w:hAnsi="Microsoft YaHei" w:eastAsia="Microsoft YaHei"/>
+              </w:rPr>
+              <w:t>查看单个输出模式</w:t>
+            </w:r>
+          </w:p>
+        </w:tc>
+        <w:tc>
+          <w:tcPr>
+            <w:tcW w:type="dxa" w:w="3137"/>
+          </w:tcPr>
+          <w:p>
+            <w:r>
+              <w:rPr>
+                <w:rFonts w:ascii="Microsoft YaHei" w:hAnsi="Microsoft YaHei" w:eastAsia="Microsoft YaHei"/>
+              </w:rPr>
+              <w:t>GET /v1/prompts/output-modes/&lt;mode&gt;</w:t>
+            </w:r>
+          </w:p>
+        </w:tc>
+        <w:tc>
+          <w:tcPr>
+            <w:tcW w:type="dxa" w:w="3137"/>
+          </w:tcPr>
+          <w:p>
+            <w:r>
+              <w:rPr>
+                <w:rFonts w:ascii="Microsoft YaHei" w:hAnsi="Microsoft YaHei" w:eastAsia="Microsoft YaHei"/>
+              </w:rPr>
+              <w:t>查看单个 output mode 的内容、版本和历史。</w:t>
+            </w:r>
+          </w:p>
+        </w:tc>
+      </w:tr>
+      <w:tr>
+        <w:tc>
+          <w:tcPr>
+            <w:tcW w:type="dxa" w:w="3137"/>
+          </w:tcPr>
+          <w:p>
+            <w:r>
+              <w:rPr>
+                <w:rFonts w:ascii="Microsoft YaHei" w:hAnsi="Microsoft YaHei" w:eastAsia="Microsoft YaHei"/>
+              </w:rPr>
+              <w:t>热更新输出模式</w:t>
+            </w:r>
+          </w:p>
+        </w:tc>
+        <w:tc>
+          <w:tcPr>
+            <w:tcW w:type="dxa" w:w="3137"/>
+          </w:tcPr>
+          <w:p>
+            <w:r>
+              <w:rPr>
+                <w:rFonts w:ascii="Microsoft YaHei" w:hAnsi="Microsoft YaHei" w:eastAsia="Microsoft YaHei"/>
+              </w:rPr>
+              <w:t>PUT /v1/prompts/output-modes/&lt;mode&gt;</w:t>
+            </w:r>
+          </w:p>
+        </w:tc>
+        <w:tc>
+          <w:tcPr>
+            <w:tcW w:type="dxa" w:w="3137"/>
+          </w:tcPr>
+          <w:p>
+            <w:r>
+              <w:rPr>
+                <w:rFonts w:ascii="Microsoft YaHei" w:hAnsi="Microsoft YaHei" w:eastAsia="Microsoft YaHei"/>
+              </w:rPr>
+              <w:t>body 传 content，可新增或更新实时回复要求。</w:t>
+            </w:r>
+          </w:p>
+        </w:tc>
+      </w:tr>
+      <w:tr>
+        <w:tc>
+          <w:tcPr>
+            <w:tcW w:type="dxa" w:w="3137"/>
+          </w:tcPr>
+          <w:p>
+            <w:r>
+              <w:rPr>
+                <w:rFonts w:ascii="Microsoft YaHei" w:hAnsi="Microsoft YaHei" w:eastAsia="Microsoft YaHei"/>
+              </w:rPr>
+              <w:t>回滚输出模式</w:t>
+            </w:r>
+          </w:p>
+        </w:tc>
+        <w:tc>
+          <w:tcPr>
+            <w:tcW w:type="dxa" w:w="3137"/>
+          </w:tcPr>
+          <w:p>
+            <w:r>
+              <w:rPr>
+                <w:rFonts w:ascii="Microsoft YaHei" w:hAnsi="Microsoft YaHei" w:eastAsia="Microsoft YaHei"/>
+              </w:rPr>
+              <w:t>POST /v1/prompts/output-modes/&lt;mode&gt;/rollback</w:t>
+            </w:r>
+          </w:p>
+        </w:tc>
+        <w:tc>
+          <w:tcPr>
+            <w:tcW w:type="dxa" w:w="3137"/>
+          </w:tcPr>
+          <w:p>
+            <w:r>
+              <w:rPr>
+                <w:rFonts w:ascii="Microsoft YaHei" w:hAnsi="Microsoft YaHei" w:eastAsia="Microsoft YaHei"/>
+              </w:rPr>
+              <w:t>body 传 version，将指定历史版本复制为一个新版本并立即热生效。</w:t>
+            </w:r>
+          </w:p>
+        </w:tc>
+      </w:tr>
+      <w:tr>
+        <w:tc>
+          <w:tcPr>
+            <w:tcW w:type="dxa" w:w="3137"/>
+          </w:tcPr>
+          <w:p>
+            <w:r>
+              <w:rPr>
+                <w:rFonts w:ascii="Microsoft YaHei" w:hAnsi="Microsoft YaHei" w:eastAsia="Microsoft YaHei"/>
+              </w:rPr>
+              <w:t>删除或重置输出模式</w:t>
+            </w:r>
+          </w:p>
+        </w:tc>
+        <w:tc>
+          <w:tcPr>
+            <w:tcW w:type="dxa" w:w="3137"/>
+          </w:tcPr>
+          <w:p>
+            <w:r>
+              <w:rPr>
+                <w:rFonts w:ascii="Microsoft YaHei" w:hAnsi="Microsoft YaHei" w:eastAsia="Microsoft YaHei"/>
+              </w:rPr>
+              <w:t>DELETE /v1/prompts/output-modes/&lt;mode&gt;</w:t>
+            </w:r>
+          </w:p>
+        </w:tc>
+        <w:tc>
+          <w:tcPr>
+            <w:tcW w:type="dxa" w:w="3137"/>
+          </w:tcPr>
+          <w:p>
+            <w:r>
+              <w:rPr>
+                <w:rFonts w:ascii="Microsoft YaHei" w:hAnsi="Microsoft YaHei" w:eastAsia="Microsoft YaHei"/>
+              </w:rPr>
+              <w:t>自定义输出模式会删除；内置输出模式会重置为内置默认内容。</w:t>
+            </w:r>
+          </w:p>
+        </w:tc>
+      </w:tr>
+      <w:tr>
+        <w:tc>
+          <w:tcPr>
+            <w:tcW w:type="dxa" w:w="3137"/>
+          </w:tcPr>
+          <w:p>
+            <w:r>
+              <w:rPr>
+                <w:rFonts w:ascii="Microsoft YaHei" w:hAnsi="Microsoft YaHei" w:eastAsia="Microsoft YaHei"/>
+              </w:rPr>
+              <w:t>版本对比</w:t>
+            </w:r>
+          </w:p>
+        </w:tc>
+        <w:tc>
+          <w:tcPr>
+            <w:tcW w:type="dxa" w:w="3137"/>
+          </w:tcPr>
+          <w:p>
+            <w:r>
+              <w:rPr>
+                <w:rFonts w:ascii="Microsoft YaHei" w:hAnsi="Microsoft YaHei" w:eastAsia="Microsoft YaHei"/>
+              </w:rPr>
+              <w:t>GET /v1/prompts/compare?kind=profile&amp;key=warm_cbt</w:t>
+            </w:r>
+          </w:p>
+        </w:tc>
+        <w:tc>
+          <w:tcPr>
+            <w:tcW w:type="dxa" w:w="3137"/>
+          </w:tcPr>
+          <w:p>
+            <w:r>
+              <w:rPr>
+                <w:rFonts w:ascii="Microsoft YaHei" w:hAnsi="Microsoft YaHei" w:eastAsia="Microsoft YaHei"/>
+              </w:rPr>
+              <w:t>默认比较当前版本和上一版本，返回 unified diff；也可传 fromVersion 和 toVersion。</w:t>
+            </w:r>
+          </w:p>
+        </w:tc>
+      </w:tr>
+      <w:tr>
+        <w:tc>
+          <w:tcPr>
+            <w:tcW w:type="dxa" w:w="3137"/>
+          </w:tcPr>
+          <w:p>
+            <w:r>
+              <w:rPr>
+                <w:rFonts w:ascii="Microsoft YaHei" w:hAnsi="Microsoft YaHei" w:eastAsia="Microsoft YaHei"/>
+              </w:rPr>
+              <w:t>手动重载</w:t>
+            </w:r>
+          </w:p>
+        </w:tc>
+        <w:tc>
+          <w:tcPr>
+            <w:tcW w:type="dxa" w:w="3137"/>
+          </w:tcPr>
+          <w:p>
+            <w:r>
+              <w:rPr>
+                <w:rFonts w:ascii="Microsoft YaHei" w:hAnsi="Microsoft YaHei" w:eastAsia="Microsoft YaHei"/>
+              </w:rPr>
+              <w:t>POST /v1/prompts/reload</w:t>
+            </w:r>
+          </w:p>
+        </w:tc>
+        <w:tc>
+          <w:tcPr>
+            <w:tcW w:type="dxa" w:w="3137"/>
+          </w:tcPr>
+          <w:p>
+            <w:r>
+              <w:rPr>
+                <w:rFonts w:ascii="Microsoft YaHei" w:hAnsi="Microsoft YaHei" w:eastAsia="Microsoft YaHei"/>
+              </w:rPr>
+              <w:t>清空内存缓存并重新读取 prompt_registry.json。</w:t>
+            </w:r>
+          </w:p>
+        </w:tc>
+      </w:tr>
+      <w:tr>
+        <w:tc>
+          <w:tcPr>
+            <w:tcW w:type="dxa" w:w="3137"/>
+          </w:tcPr>
+          <w:p>
+            <w:r>
+              <w:rPr>
+                <w:rFonts w:ascii="Microsoft YaHei" w:hAnsi="Microsoft YaHei" w:eastAsia="Microsoft YaHei"/>
+              </w:rPr>
+              <w:t>运行时回传</w:t>
+            </w:r>
+          </w:p>
+        </w:tc>
+        <w:tc>
+          <w:tcPr>
+            <w:tcW w:type="dxa" w:w="3137"/>
+          </w:tcPr>
+          <w:p>
+            <w:r>
+              <w:rPr>
+                <w:rFonts w:ascii="Microsoft YaHei" w:hAnsi="Microsoft YaHei" w:eastAsia="Microsoft YaHei"/>
+              </w:rPr>
+              <w:t>SSE start / done.agentMeta</w:t>
+            </w:r>
+          </w:p>
+        </w:tc>
+        <w:tc>
+          <w:tcPr>
+            <w:tcW w:type="dxa" w:w="3137"/>
+          </w:tcPr>
+          <w:p>
+            <w:r>
+              <w:rPr>
+                <w:rFonts w:ascii="Microsoft YaHei" w:hAnsi="Microsoft YaHei" w:eastAsia="Microsoft YaHei"/>
+              </w:rPr>
+              <w:t>返回 promptProfile、outputMode、promptProfileVersion、outputModeVersion，便于确认本轮实际使用的提示词版本。</w:t>
+            </w:r>
+          </w:p>
+        </w:tc>
+      </w:tr>
+    </w:tbl>
+    <w:p>
+      <w:r>
+        <w:rPr>
+          <w:rFonts w:ascii="Microsoft YaHei" w:hAnsi="Microsoft YaHei" w:eastAsia="Microsoft YaHei"/>
+        </w:rPr>
+        <w:t>版本历史保存在每个提示词条目的 history 字段中。每次更新都会递增 version，并保存 content、description 和 updatedAt。回滚不是覆盖历史，而是把旧版本内容复制成一个新的当前版本，因此可以继续审计。</w:t>
+      </w:r>
+    </w:p>
+    <w:p>
+      <w:pPr>
+        <w:pStyle w:val="3"/>
+      </w:pPr>
+      <w:r>
+        <w:rPr>
+          <w:rFonts w:ascii="Microsoft YaHei" w:hAnsi="Microsoft YaHei" w:eastAsia="Microsoft YaHei"/>
+        </w:rPr>
+        <w:t>16. 会话管理与历史记录</w:t>
+      </w:r>
+    </w:p>
+    <w:p>
+      <w:r>
+        <w:rPr>
+          <w:rFonts w:ascii="Microsoft YaHei" w:hAnsi="Microsoft YaHei" w:eastAsia="Microsoft YaHei"/>
+        </w:rPr>
+        <w:t>API 会话仍由 Code/xiaoya_agent/runtime/session.py 管理。每个 sessionId 会映射成 safe_session_id，并拥有独立目录 data/sessions/&lt;safe_session_id&gt;/。聊天历史继续写入 chat_history.json；会话列表、标题、更新时间、消息数、阶段和提示词版本等管理信息单独写入 session_meta.json。</w:t>
+      </w:r>
+    </w:p>
+    <w:tbl>
+      <w:tblPr>
+        <w:tblStyle w:val="33"/>
+        <w:tblW w:type="auto" w:w="0"/>
+        <w:tblLook w:firstColumn="1" w:firstRow="1" w:lastColumn="0" w:lastRow="0" w:noHBand="0" w:noVBand="1" w:val="04A0"/>
+      </w:tblPr>
+      <w:tblGrid>
+        <w:gridCol w:w="3137"/>
+        <w:gridCol w:w="3137"/>
+        <w:gridCol w:w="3137"/>
+      </w:tblGrid>
+      <w:tr>
+        <w:tc>
+          <w:tcPr>
+            <w:tcW w:type="dxa" w:w="3137"/>
+          </w:tcPr>
+          <w:p>
+            <w:r>
+              <w:rPr>
+                <w:rFonts w:ascii="Microsoft YaHei" w:hAnsi="Microsoft YaHei" w:eastAsia="Microsoft YaHei"/>
+              </w:rPr>
+              <w:t>接口 / 函数</w:t>
+            </w:r>
+          </w:p>
+        </w:tc>
+        <w:tc>
+          <w:tcPr>
+            <w:tcW w:type="dxa" w:w="3137"/>
+          </w:tcPr>
+          <w:p>
+            <w:r>
+              <w:rPr>
+                <w:rFonts w:ascii="Microsoft YaHei" w:hAnsi="Microsoft YaHei" w:eastAsia="Microsoft YaHei"/>
+              </w:rPr>
+              <w:t>作用</w:t>
+            </w:r>
+          </w:p>
+        </w:tc>
+        <w:tc>
+          <w:tcPr>
+            <w:tcW w:type="dxa" w:w="3137"/>
+          </w:tcPr>
+          <w:p>
+            <w:r>
+              <w:rPr>
+                <w:rFonts w:ascii="Microsoft YaHei" w:hAnsi="Microsoft YaHei" w:eastAsia="Microsoft YaHei"/>
+              </w:rPr>
+              <w:t>数据影响</w:t>
+            </w:r>
+          </w:p>
+        </w:tc>
+      </w:tr>
+      <w:tr>
+        <w:tc>
+          <w:tcPr>
+            <w:tcW w:type="dxa" w:w="3137"/>
+          </w:tcPr>
+          <w:p>
+            <w:r>
+              <w:rPr>
+                <w:rFonts w:ascii="Microsoft YaHei" w:hAnsi="Microsoft YaHei" w:eastAsia="Microsoft YaHei"/>
+              </w:rPr>
+              <w:t>GET /v1/sessions</w:t>
+            </w:r>
+          </w:p>
+        </w:tc>
+        <w:tc>
+          <w:tcPr>
+            <w:tcW w:type="dxa" w:w="3137"/>
+          </w:tcPr>
+          <w:p>
+            <w:r>
+              <w:rPr>
+                <w:rFonts w:ascii="Microsoft YaHei" w:hAnsi="Microsoft YaHei" w:eastAsia="Microsoft YaHei"/>
+              </w:rPr>
+              <w:t>返回会话列表</w:t>
+            </w:r>
+          </w:p>
+        </w:tc>
+        <w:tc>
+          <w:tcPr>
+            <w:tcW w:type="dxa" w:w="3137"/>
+          </w:tcPr>
+          <w:p>
+            <w:r>
+              <w:rPr>
+                <w:rFonts w:ascii="Microsoft YaHei" w:hAnsi="Microsoft YaHei" w:eastAsia="Microsoft YaHei"/>
+              </w:rPr>
+              <w:t>扫描 data/sessions/ 下的 session_meta.json。</w:t>
+            </w:r>
+          </w:p>
+        </w:tc>
+      </w:tr>
+      <w:tr>
+        <w:tc>
+          <w:tcPr>
+            <w:tcW w:type="dxa" w:w="3137"/>
+          </w:tcPr>
+          <w:p>
+            <w:r>
+              <w:rPr>
+                <w:rFonts w:ascii="Microsoft YaHei" w:hAnsi="Microsoft YaHei" w:eastAsia="Microsoft YaHei"/>
+              </w:rPr>
+              <w:t>POST /v1/sessions</w:t>
+            </w:r>
+          </w:p>
+        </w:tc>
+        <w:tc>
+          <w:tcPr>
+            <w:tcW w:type="dxa" w:w="3137"/>
+          </w:tcPr>
+          <w:p>
+            <w:r>
+              <w:rPr>
+                <w:rFonts w:ascii="Microsoft YaHei" w:hAnsi="Microsoft YaHei" w:eastAsia="Microsoft YaHei"/>
+              </w:rPr>
+              <w:t>创建会话元数据</w:t>
+            </w:r>
+          </w:p>
+        </w:tc>
+        <w:tc>
+          <w:tcPr>
+            <w:tcW w:type="dxa" w:w="3137"/>
+          </w:tcPr>
+          <w:p>
+            <w:r>
+              <w:rPr>
+                <w:rFonts w:ascii="Microsoft YaHei" w:hAnsi="Microsoft YaHei" w:eastAsia="Microsoft YaHei"/>
+              </w:rPr>
+              <w:t>可传 sessionId 和 title；不会触发模型调用。</w:t>
+            </w:r>
+          </w:p>
+        </w:tc>
+      </w:tr>
+      <w:tr>
+        <w:tc>
+          <w:tcPr>
+            <w:tcW w:type="dxa" w:w="3137"/>
+          </w:tcPr>
+          <w:p>
+            <w:r>
+              <w:rPr>
+                <w:rFonts w:ascii="Microsoft YaHei" w:hAnsi="Microsoft YaHei" w:eastAsia="Microsoft YaHei"/>
+              </w:rPr>
+              <w:t>GET /v1/sessions/&lt;sessionId&gt;</w:t>
+            </w:r>
+          </w:p>
+        </w:tc>
+        <w:tc>
+          <w:tcPr>
+            <w:tcW w:type="dxa" w:w="3137"/>
+          </w:tcPr>
+          <w:p>
+            <w:r>
+              <w:rPr>
+                <w:rFonts w:ascii="Microsoft YaHei" w:hAnsi="Microsoft YaHei" w:eastAsia="Microsoft YaHei"/>
+              </w:rPr>
+              <w:t>读取会话详情</w:t>
+            </w:r>
+          </w:p>
+        </w:tc>
+        <w:tc>
+          <w:tcPr>
+            <w:tcW w:type="dxa" w:w="3137"/>
+          </w:tcPr>
+          <w:p>
+            <w:r>
+              <w:rPr>
+                <w:rFonts w:ascii="Microsoft YaHei" w:hAnsi="Microsoft YaHei" w:eastAsia="Microsoft YaHei"/>
+              </w:rPr>
+              <w:t>返回 session_meta.json。</w:t>
+            </w:r>
+          </w:p>
+        </w:tc>
+      </w:tr>
+      <w:tr>
+        <w:tc>
+          <w:tcPr>
+            <w:tcW w:type="dxa" w:w="3137"/>
+          </w:tcPr>
+          <w:p>
+            <w:r>
+              <w:rPr>
+                <w:rFonts w:ascii="Microsoft YaHei" w:hAnsi="Microsoft YaHei" w:eastAsia="Microsoft YaHei"/>
+              </w:rPr>
+              <w:t>PATCH /v1/sessions/&lt;sessionId&gt;</w:t>
+            </w:r>
+          </w:p>
+        </w:tc>
+        <w:tc>
+          <w:tcPr>
+            <w:tcW w:type="dxa" w:w="3137"/>
+          </w:tcPr>
+          <w:p>
+            <w:r>
+              <w:rPr>
+                <w:rFonts w:ascii="Microsoft YaHei" w:hAnsi="Microsoft YaHei" w:eastAsia="Microsoft YaHei"/>
+              </w:rPr>
+              <w:t>重命名会话</w:t>
+            </w:r>
+          </w:p>
+        </w:tc>
+        <w:tc>
+          <w:tcPr>
+            <w:tcW w:type="dxa" w:w="3137"/>
+          </w:tcPr>
+          <w:p>
+            <w:r>
+              <w:rPr>
+                <w:rFonts w:ascii="Microsoft YaHei" w:hAnsi="Microsoft YaHei" w:eastAsia="Microsoft YaHei"/>
+              </w:rPr>
+              <w:t>更新 title，并将 autoTitle 置为 false。</w:t>
+            </w:r>
+          </w:p>
+        </w:tc>
+      </w:tr>
+      <w:tr>
+        <w:tc>
+          <w:tcPr>
+            <w:tcW w:type="dxa" w:w="3137"/>
+          </w:tcPr>
+          <w:p>
+            <w:r>
+              <w:rPr>
+                <w:rFonts w:ascii="Microsoft YaHei" w:hAnsi="Microsoft YaHei" w:eastAsia="Microsoft YaHei"/>
+              </w:rPr>
+              <w:t>DELETE /v1/sessions/&lt;sessionId&gt;</w:t>
+            </w:r>
+          </w:p>
+        </w:tc>
+        <w:tc>
+          <w:tcPr>
+            <w:tcW w:type="dxa" w:w="3137"/>
+          </w:tcPr>
+          <w:p>
+            <w:r>
+              <w:rPr>
+                <w:rFonts w:ascii="Microsoft YaHei" w:hAnsi="Microsoft YaHei" w:eastAsia="Microsoft YaHei"/>
+              </w:rPr>
+              <w:t>删除会话</w:t>
+            </w:r>
+          </w:p>
+        </w:tc>
+        <w:tc>
+          <w:tcPr>
+            <w:tcW w:type="dxa" w:w="3137"/>
+          </w:tcPr>
+          <w:p>
+            <w:r>
+              <w:rPr>
+                <w:rFonts w:ascii="Microsoft YaHei" w:hAnsi="Microsoft YaHei" w:eastAsia="Microsoft YaHei"/>
+              </w:rPr>
+              <w:t>移除内存会话并删除对应 data/sessions/&lt;safe_session_id&gt;/ 目录。</w:t>
+            </w:r>
+          </w:p>
+        </w:tc>
+      </w:tr>
+      <w:tr>
+        <w:tc>
+          <w:tcPr>
+            <w:tcW w:type="dxa" w:w="3137"/>
+          </w:tcPr>
+          <w:p>
+            <w:r>
+              <w:rPr>
+                <w:rFonts w:ascii="Microsoft YaHei" w:hAnsi="Microsoft YaHei" w:eastAsia="Microsoft YaHei"/>
+              </w:rPr>
+              <w:t>GET /v1/sessions/&lt;sessionId&gt;/history</w:t>
+            </w:r>
+          </w:p>
+        </w:tc>
+        <w:tc>
+          <w:tcPr>
+            <w:tcW w:type="dxa" w:w="3137"/>
+          </w:tcPr>
+          <w:p>
+            <w:r>
+              <w:rPr>
+                <w:rFonts w:ascii="Microsoft YaHei" w:hAnsi="Microsoft YaHei" w:eastAsia="Microsoft YaHei"/>
+              </w:rPr>
+              <w:t>读取历史记录</w:t>
+            </w:r>
+          </w:p>
+        </w:tc>
+        <w:tc>
+          <w:tcPr>
+            <w:tcW w:type="dxa" w:w="3137"/>
+          </w:tcPr>
+          <w:p>
+            <w:r>
+              <w:rPr>
+                <w:rFonts w:ascii="Microsoft YaHei" w:hAnsi="Microsoft YaHei" w:eastAsia="Microsoft YaHei"/>
+              </w:rPr>
+              <w:t>默认不返回 system 消息；includeSystem=true 时返回完整历史。</w:t>
+            </w:r>
+          </w:p>
+        </w:tc>
+      </w:tr>
+      <w:tr>
+        <w:tc>
+          <w:tcPr>
+            <w:tcW w:type="dxa" w:w="3137"/>
+          </w:tcPr>
+          <w:p>
+            <w:r>
+              <w:rPr>
+                <w:rFonts w:ascii="Microsoft YaHei" w:hAnsi="Microsoft YaHei" w:eastAsia="Microsoft YaHei"/>
+              </w:rPr>
+              <w:t>POST /v1/sessions/&lt;sessionId&gt;/auto-name</w:t>
+            </w:r>
+          </w:p>
+        </w:tc>
+        <w:tc>
+          <w:tcPr>
+            <w:tcW w:type="dxa" w:w="3137"/>
+          </w:tcPr>
+          <w:p>
+            <w:r>
+              <w:rPr>
+                <w:rFonts w:ascii="Microsoft YaHei" w:hAnsi="Microsoft YaHei" w:eastAsia="Microsoft YaHei"/>
+              </w:rPr>
+              <w:t>自动命名</w:t>
+            </w:r>
+          </w:p>
+        </w:tc>
+        <w:tc>
+          <w:tcPr>
+            <w:tcW w:type="dxa" w:w="3137"/>
+          </w:tcPr>
+          <w:p>
+            <w:r>
+              <w:rPr>
+                <w:rFonts w:ascii="Microsoft YaHei" w:hAnsi="Microsoft YaHei" w:eastAsia="Microsoft YaHei"/>
+              </w:rPr>
+              <w:t>根据首条用户消息或传入 message 生成短标题，并保持 autoTitle=true。</w:t>
+            </w:r>
+          </w:p>
+        </w:tc>
+      </w:tr>
+      <w:tr>
+        <w:tc>
+          <w:tcPr>
+            <w:tcW w:type="dxa" w:w="3137"/>
+          </w:tcPr>
+          <w:p>
+            <w:r>
+              <w:rPr>
+                <w:rFonts w:ascii="Microsoft YaHei" w:hAnsi="Microsoft YaHei" w:eastAsia="Microsoft YaHei"/>
+              </w:rPr>
+              <w:t>update_session_after_chat()</w:t>
+            </w:r>
+          </w:p>
+        </w:tc>
+        <w:tc>
+          <w:tcPr>
+            <w:tcW w:type="dxa" w:w="3137"/>
+          </w:tcPr>
+          <w:p>
+            <w:r>
+              <w:rPr>
+                <w:rFonts w:ascii="Microsoft YaHei" w:hAnsi="Microsoft YaHei" w:eastAsia="Microsoft YaHei"/>
+              </w:rPr>
+              <w:t>每轮结束后同步元数据</w:t>
+            </w:r>
+          </w:p>
+        </w:tc>
+        <w:tc>
+          <w:tcPr>
+            <w:tcW w:type="dxa" w:w="3137"/>
+          </w:tcPr>
+          <w:p>
+            <w:r>
+              <w:rPr>
+                <w:rFonts w:ascii="Microsoft YaHei" w:hAnsi="Microsoft YaHei" w:eastAsia="Microsoft YaHei"/>
+              </w:rPr>
+              <w:t>记录 messageCount、stage、promptProfile、outputMode 和版本号；首次对话自动生成标题。</w:t>
+            </w:r>
+          </w:p>
+        </w:tc>
+      </w:tr>
+    </w:tbl>
+    <w:p>
+      <w:r>
+        <w:rPr>
+          <w:rFonts w:ascii="Microsoft YaHei" w:hAnsi="Microsoft YaHei" w:eastAsia="Microsoft YaHei"/>
+        </w:rPr>
+        <w:t>会话自动命名是本地确定性逻辑，不额外调用大模型，因此不会影响首 token 速度。当前实现取用户首条消息清理空白和标点后截断为短标题；后续如果需要更自然的标题，可以增加一个异步 LLM 命名任务，但不应阻塞 /v1/psych/chat 的流式主链路。</w:t>
       </w:r>
     </w:p>
     <w:sectPr>
